--- a/docs/SKPL.docx
+++ b/docs/SKPL.docx
@@ -815,10 +815,10 @@
         <w:rPr>
           <w:b/>
         </w:rPr>
-        <w:t>HR Admin, Karyawan, dan Legal Officer</w:t>
-      </w:r>
-      <w:r>
-        <w:t xml:space="preserve"> sebagai pengguna akhir yang perlu memahami ruang lingkup sistem.</w:t>
+        <w:t>HR Admin dan Karyawan</w:t>
+      </w:r>
+      <w:r>
+        <w:t xml:space="preserve"> sebagai pengguna akhir yang perlu memahami ruang lingkup sistem. (Peran Legal Officer eksis sebagai konsep AccessControl on-chain — lihat §3.1 — namun dalam pengoperasian nyata dijalankan oleh HR Admin yang sama, bukan pengguna berbeda.)</w:t>
       </w:r>
     </w:p>
     <w:p>
@@ -902,7 +902,29 @@
         <w:t>Modul Compliance (C):</w:t>
       </w:r>
       <w:r>
-        <w:t xml:space="preserve"> Escrow pesangon otomatis yang terkunci on-chain, perlindungan Pemutusan Hubungan Kerja (PHK) dengan mekanisme multi-tanda tangan dua pihak (HR + Legal Officer), dan routing dana kepatuhan ke ComplianceVault untuk BPJS dan PPh21.</w:t>
+        <w:t xml:space="preserve"> Escrow pesangon otomatis yang terkunci on-chain, perlindungan Pemutusan Hubungan Kerja (PHK) dengan mekanisme multi-tanda tangan dua peran on-chain (</w:t>
+      </w:r>
+      <w:r>
+        <w:rPr>
+          <w:rFonts w:ascii="Consolas" w:hAnsi="Consolas"/>
+          <w:color w:val="C7254E"/>
+          <w:sz w:val="18"/>
+        </w:rPr>
+        <w:t>HR_ROLE</w:t>
+      </w:r>
+      <w:r>
+        <w:t xml:space="preserve"> dan </w:t>
+      </w:r>
+      <w:r>
+        <w:rPr>
+          <w:rFonts w:ascii="Consolas" w:hAnsi="Consolas"/>
+          <w:color w:val="C7254E"/>
+          <w:sz w:val="18"/>
+        </w:rPr>
+        <w:t>LEGAL_ROLE</w:t>
+      </w:r>
+      <w:r>
+        <w:t>, lihat §3.1 untuk penjelasan kenapa kedua peran ini dalam praktiknya digenggam oleh alamat HR Admin yang sama), dan routing dana kepatuhan ke ComplianceVault untuk BPJS dan PPh21.</w:t>
       </w:r>
     </w:p>
     <w:p>
@@ -944,7 +966,18 @@
         <w:t>Modul Dashboard (F):</w:t>
       </w:r>
       <w:r>
-        <w:t xml:space="preserve"> Antarmuka HR untuk manajemen vault, stream, dan laporan kepatuhan; antarmuka karyawan untuk pemantauan EWA secara langsung; antarmuka Legal Officer untuk persetujuan PHK.</w:t>
+        <w:t xml:space="preserve"> Antarmuka HR untuk manajemen vault, stream, laporan kepatuhan, dan persetujuan PHK (termasuk langkah persetujuan </w:t>
+      </w:r>
+      <w:r>
+        <w:rPr>
+          <w:rFonts w:ascii="Consolas" w:hAnsi="Consolas"/>
+          <w:color w:val="C7254E"/>
+          <w:sz w:val="18"/>
+        </w:rPr>
+        <w:t>LEGAL_ROLE</w:t>
+      </w:r>
+      <w:r>
+        <w:t xml:space="preserve"> yang secara default digenggam HR sendiri, lihat §3.1); antarmuka karyawan untuk pemantauan EWA secara langsung.</w:t>
       </w:r>
     </w:p>
     <w:p>
@@ -1504,7 +1537,35 @@
               <w:rPr>
                 <w:sz w:val="18"/>
               </w:rPr>
-              <w:t>Mekanisme yang mensyaratkan persetujuan dari lebih dari satu pihak yang berwenang sebelum suatu tindakan dapat dilaksanakan; dalam Payana, PHK mensyaratkan persetujuan HR Admin dan Legal Officer secara berurutan.</w:t>
+              <w:t>Mekanisme yang mensyaratkan persetujuan dari lebih dari satu peran berwenang sebelum suatu tindakan dapat dilaksanakan; dalam Payana, PHK mensyaratkan persetujuan dua peran on-chain berurutan (</w:t>
+            </w:r>
+            <w:r>
+              <w:rPr>
+                <w:rFonts w:ascii="Consolas" w:hAnsi="Consolas"/>
+                <w:color w:val="C7254E"/>
+                <w:sz w:val="18"/>
+              </w:rPr>
+              <w:t>HR_ROLE</w:t>
+            </w:r>
+            <w:r>
+              <w:rPr>
+                <w:sz w:val="18"/>
+              </w:rPr>
+              <w:t xml:space="preserve"> lalu </w:t>
+            </w:r>
+            <w:r>
+              <w:rPr>
+                <w:rFonts w:ascii="Consolas" w:hAnsi="Consolas"/>
+                <w:color w:val="C7254E"/>
+                <w:sz w:val="18"/>
+              </w:rPr>
+              <w:t>LEGAL_ROLE</w:t>
+            </w:r>
+            <w:r>
+              <w:rPr>
+                <w:sz w:val="18"/>
+              </w:rPr>
+              <w:t>) — lihat §3.1 untuk penjelasan bahwa kedua peran ini saat ini digenggam alamat yang sama (HR Admin).</w:t>
             </w:r>
           </w:p>
         </w:tc>
@@ -4274,7 +4335,18 @@
         <w:spacing w:after="120"/>
       </w:pPr>
       <w:r>
-        <w:t>Deskripsi  : Sistem menyediakan alur PHK dua tahap yang memerlukan persetujuan dua pihak berbeda secara on-chain. HR Admin mengajukan proposal PHK (</w:t>
+        <w:t xml:space="preserve">Deskripsi  : Sistem menyediakan alur PHK dua tahap yang memerlukan persetujuan dua peran berbeda secara on-chain: </w:t>
+      </w:r>
+      <w:r>
+        <w:rPr>
+          <w:rFonts w:ascii="Consolas" w:hAnsi="Consolas"/>
+          <w:color w:val="C7254E"/>
+          <w:sz w:val="18"/>
+        </w:rPr>
+        <w:t>HR_ROLE</w:t>
+      </w:r>
+      <w:r>
+        <w:t xml:space="preserve"> mengajukan proposal PHK (</w:t>
       </w:r>
       <w:r>
         <w:rPr>
@@ -4285,7 +4357,7 @@
         <w:t>proposeTermination()</w:t>
       </w:r>
       <w:r>
-        <w:t xml:space="preserve">), kemudian Legal Officer yang memegang </w:t>
+        <w:t xml:space="preserve">), kemudian pemegang </w:t>
       </w:r>
       <w:r>
         <w:rPr>
@@ -4329,7 +4401,18 @@
         <w:t>resignEmployee()</w:t>
       </w:r>
       <w:r>
-        <w:t>).</w:t>
+        <w:t xml:space="preserve">). Dalam pengoperasian saat ini, </w:t>
+      </w:r>
+      <w:r>
+        <w:rPr>
+          <w:rFonts w:ascii="Consolas" w:hAnsi="Consolas"/>
+          <w:color w:val="C7254E"/>
+          <w:sz w:val="18"/>
+        </w:rPr>
+        <w:t>LEGAL_ROLE</w:t>
+      </w:r>
+      <w:r>
+        <w:t xml:space="preserve"> di-auto-grant ke alamat HR Admin sendiri saat onboarding vault (lihat §3.1) — HR Admin yang sama menjalankan kedua langkah persetujuan.</w:t>
       </w:r>
     </w:p>
     <w:p>
@@ -4836,16 +4919,13 @@
         <w:rPr>
           <w:b/>
         </w:rPr>
-        <w:t>Legal Officer</w:t>
+        <w:t>Legal Officer (peran on-chain, saat ini digenggam HR Admin)</w:t>
       </w:r>
     </w:p>
     <w:p>
       <w:pPr>
         <w:spacing w:after="120"/>
       </w:pPr>
-      <w:r>
-        <w:t xml:space="preserve">Legal Officer adalah pengguna khusus yang bertugas menjadi pihak kedua dalam mekanisme persetujuan PHK multi-tanda tangan. Persona ini biasanya adalah pejabat hukum internal perusahaan, direktur, atau pihak yang ditunjuk oleh perusahaan sebagai pemegang </w:t>
-      </w:r>
       <w:r>
         <w:rPr>
           <w:rFonts w:ascii="Consolas" w:hAnsi="Consolas"/>
@@ -4855,7 +4935,267 @@
         <w:t>LEGAL_ROLE</w:t>
       </w:r>
       <w:r>
-        <w:t xml:space="preserve"> on-chain. Legal Officer menggunakan platform dengan frekuensi rendah — hanya pada saat ada proposal PHK yang memerlukan persetujuannya. Hak akses Legal Officer terbatas pada: membaca daftar proposal PHK yang menunggu persetujuan, menyetujui atau menolak proposal PHK, dan membaca informasi stream karyawan yang terkait dengan proposal tersebut. Legal Officer diasumsikan memiliki pemahaman dasar tentang antarmuka web modern dan familiar dengan proses persetujuan digital, namun tidak perlu memahami detail teknis blockchain.</w:t>
+        <w:t xml:space="preserve"> adalah peran </w:t>
+      </w:r>
+      <w:r>
+        <w:rPr>
+          <w:rFonts w:ascii="Consolas" w:hAnsi="Consolas"/>
+          <w:color w:val="C7254E"/>
+          <w:sz w:val="18"/>
+        </w:rPr>
+        <w:t>AccessControl</w:t>
+      </w:r>
+      <w:r>
+        <w:t xml:space="preserve"> kedua pada kontrak </w:t>
+      </w:r>
+      <w:r>
+        <w:rPr>
+          <w:rFonts w:ascii="Consolas" w:hAnsi="Consolas"/>
+          <w:color w:val="C7254E"/>
+          <w:sz w:val="18"/>
+        </w:rPr>
+        <w:t>CompanyVault</w:t>
+      </w:r>
+      <w:r>
+        <w:t xml:space="preserve">, terpisah dari </w:t>
+      </w:r>
+      <w:r>
+        <w:rPr>
+          <w:rFonts w:ascii="Consolas" w:hAnsi="Consolas"/>
+          <w:color w:val="C7254E"/>
+          <w:sz w:val="18"/>
+        </w:rPr>
+        <w:t>HR_ROLE</w:t>
+      </w:r>
+      <w:r>
+        <w:t xml:space="preserve">, yang secara desain dimaksudkan sebagai pihak kedua independen dalam mekanisme persetujuan PHK multi-tanda tangan (mis. pejabat hukum internal atau direktur perusahaan). Kontrak itu sendiri tidak peduli siapa pemegang </w:t>
+      </w:r>
+      <w:r>
+        <w:rPr>
+          <w:rFonts w:ascii="Consolas" w:hAnsi="Consolas"/>
+          <w:color w:val="C7254E"/>
+          <w:sz w:val="18"/>
+        </w:rPr>
+        <w:t>LEGAL_ROLE</w:t>
+      </w:r>
+      <w:r>
+        <w:t xml:space="preserve"> — </w:t>
+      </w:r>
+      <w:r>
+        <w:rPr>
+          <w:rFonts w:ascii="Consolas" w:hAnsi="Consolas"/>
+          <w:color w:val="C7254E"/>
+          <w:sz w:val="18"/>
+        </w:rPr>
+        <w:t>approveTermination()</w:t>
+      </w:r>
+      <w:r>
+        <w:t xml:space="preserve"> hanya memvalidasi </w:t>
+      </w:r>
+      <w:r>
+        <w:rPr>
+          <w:rFonts w:ascii="Consolas" w:hAnsi="Consolas"/>
+          <w:color w:val="C7254E"/>
+          <w:sz w:val="18"/>
+        </w:rPr>
+        <w:t>hasRole(LEGAL_ROLE, msg.sender)</w:t>
+      </w:r>
+      <w:r>
+        <w:t>, sehingga secara on-chain alamat mana pun bisa diberi peran ini.</w:t>
+      </w:r>
+    </w:p>
+    <w:p>
+      <w:pPr>
+        <w:spacing w:after="120"/>
+      </w:pPr>
+      <w:r>
+        <w:t xml:space="preserve">Namun, dalam implementasi produk saat ini, </w:t>
+      </w:r>
+      <w:r>
+        <w:rPr>
+          <w:rFonts w:ascii="Consolas" w:hAnsi="Consolas"/>
+          <w:color w:val="C7254E"/>
+          <w:sz w:val="18"/>
+        </w:rPr>
+        <w:t>LEGAL_ROLE</w:t>
+      </w:r>
+      <w:r>
+        <w:t xml:space="preserve"> </w:t>
+      </w:r>
+      <w:r>
+        <w:rPr>
+          <w:b/>
+        </w:rPr>
+        <w:t>secara default di-auto-grant ke alamat HR Admin itu sendiri</w:t>
+      </w:r>
+      <w:r>
+        <w:t xml:space="preserve"> saat wizard onboarding vault berjalan (</w:t>
+      </w:r>
+      <w:r>
+        <w:rPr>
+          <w:rFonts w:ascii="Consolas" w:hAnsi="Consolas"/>
+          <w:color w:val="C7254E"/>
+          <w:sz w:val="18"/>
+        </w:rPr>
+        <w:t>hr/onboarding</w:t>
+      </w:r>
+      <w:r>
+        <w:t xml:space="preserve">, "Auto-grant LEGAL_ROLE to HR's own address so HR can run the full PHK flow solo") — sehingga HR Admin dapat menjalankan seluruh alur PHK sendirian tanpa menunggu pihak lain. HR Admin memang dapat secara opsional menetapkan alamat legal terpisah melalui halaman </w:t>
+      </w:r>
+      <w:r>
+        <w:rPr>
+          <w:rFonts w:ascii="Consolas" w:hAnsi="Consolas"/>
+          <w:color w:val="C7254E"/>
+          <w:sz w:val="18"/>
+        </w:rPr>
+        <w:t>/hr/settings</w:t>
+      </w:r>
+      <w:r>
+        <w:t xml:space="preserve"> (field </w:t>
+      </w:r>
+      <w:r>
+        <w:rPr>
+          <w:rFonts w:ascii="Consolas" w:hAnsi="Consolas"/>
+          <w:color w:val="C7254E"/>
+          <w:sz w:val="18"/>
+        </w:rPr>
+        <w:t>legalAddress</w:t>
+      </w:r>
+      <w:r>
+        <w:t xml:space="preserve">, yang memanggil </w:t>
+      </w:r>
+      <w:r>
+        <w:rPr>
+          <w:rFonts w:ascii="Consolas" w:hAnsi="Consolas"/>
+          <w:color w:val="C7254E"/>
+          <w:sz w:val="18"/>
+        </w:rPr>
+        <w:t>grantRole(LEGAL_ROLE, legalAddress)</w:t>
+      </w:r>
+      <w:r>
+        <w:t xml:space="preserve"> on-chain) — tetapi hook deteksi peran frontend (</w:t>
+      </w:r>
+      <w:r>
+        <w:rPr>
+          <w:rFonts w:ascii="Consolas" w:hAnsi="Consolas"/>
+          <w:color w:val="C7254E"/>
+          <w:sz w:val="18"/>
+        </w:rPr>
+        <w:t>useRole.ts</w:t>
+      </w:r>
+      <w:r>
+        <w:t xml:space="preserve">, lihat DPPL §2.4.5) tidak memiliki cabang pemeriksaan </w:t>
+      </w:r>
+      <w:r>
+        <w:rPr>
+          <w:rFonts w:ascii="Consolas" w:hAnsi="Consolas"/>
+          <w:color w:val="C7254E"/>
+          <w:sz w:val="18"/>
+        </w:rPr>
+        <w:t>LEGAL_ROLE</w:t>
+      </w:r>
+      <w:r>
+        <w:t xml:space="preserve"> sama sekali, dan </w:t>
+      </w:r>
+      <w:r>
+        <w:rPr>
+          <w:rFonts w:ascii="Consolas" w:hAnsi="Consolas"/>
+          <w:color w:val="C7254E"/>
+          <w:sz w:val="18"/>
+        </w:rPr>
+        <w:t>useRoleGuard</w:t>
+      </w:r>
+      <w:r>
+        <w:t xml:space="preserve"> pada layout </w:t>
+      </w:r>
+      <w:r>
+        <w:rPr>
+          <w:rFonts w:ascii="Consolas" w:hAnsi="Consolas"/>
+          <w:color w:val="C7254E"/>
+          <w:sz w:val="18"/>
+        </w:rPr>
+        <w:t>/hr/*</w:t>
+      </w:r>
+      <w:r>
+        <w:t xml:space="preserve"> hanya meloloskan </w:t>
+      </w:r>
+      <w:r>
+        <w:rPr>
+          <w:rFonts w:ascii="Consolas" w:hAnsi="Consolas"/>
+          <w:color w:val="C7254E"/>
+          <w:sz w:val="18"/>
+        </w:rPr>
+        <w:t>role === "hr"</w:t>
+      </w:r>
+      <w:r>
+        <w:t xml:space="preserve">. Akibatnya, sebuah alamat yang benar-benar terpisah dan hanya memegang </w:t>
+      </w:r>
+      <w:r>
+        <w:rPr>
+          <w:rFonts w:ascii="Consolas" w:hAnsi="Consolas"/>
+          <w:color w:val="C7254E"/>
+          <w:sz w:val="18"/>
+        </w:rPr>
+        <w:t>LEGAL_ROLE</w:t>
+      </w:r>
+      <w:r>
+        <w:t xml:space="preserve"> (bukan </w:t>
+      </w:r>
+      <w:r>
+        <w:rPr>
+          <w:rFonts w:ascii="Consolas" w:hAnsi="Consolas"/>
+          <w:color w:val="C7254E"/>
+          <w:sz w:val="18"/>
+        </w:rPr>
+        <w:t>HR_ROLE</w:t>
+      </w:r>
+      <w:r>
+        <w:t xml:space="preserve">) akan mendapat </w:t>
+      </w:r>
+      <w:r>
+        <w:rPr>
+          <w:rFonts w:ascii="Consolas" w:hAnsi="Consolas"/>
+          <w:color w:val="C7254E"/>
+          <w:sz w:val="18"/>
+        </w:rPr>
+        <w:t>role: null</w:t>
+      </w:r>
+      <w:r>
+        <w:t xml:space="preserve"> dari sistem dan diarahkan kembali ke halaman onboarding — </w:t>
+      </w:r>
+      <w:r>
+        <w:rPr>
+          <w:b/>
+        </w:rPr>
+        <w:t>tidak ada jalur produk (UI) bagi Legal Officer yang benar-benar terpisah untuk mengakses dashboard PHK saat ini</w:t>
+      </w:r>
+      <w:r>
+        <w:t xml:space="preserve">, meski secara teori kontrak tetap mengizinkan alamat tersebut memanggil </w:t>
+      </w:r>
+      <w:r>
+        <w:rPr>
+          <w:rFonts w:ascii="Consolas" w:hAnsi="Consolas"/>
+          <w:color w:val="C7254E"/>
+          <w:sz w:val="18"/>
+        </w:rPr>
+        <w:t>approveTermination()</w:t>
+      </w:r>
+      <w:r>
+        <w:t xml:space="preserve"> langsung (mis. lewat Etherscan atau interaksi wallet manual di luar aplikasi).</w:t>
+      </w:r>
+    </w:p>
+    <w:p>
+      <w:pPr>
+        <w:spacing w:after="120"/>
+      </w:pPr>
+      <w:r>
+        <w:rPr>
+          <w:b/>
+        </w:rPr>
+        <w:t>Kesimpulan persona:</w:t>
+      </w:r>
+      <w:r>
+        <w:t xml:space="preserve"> Legal Officer bukan persona pengguna terpisah dalam produk saat ini — perannya digambarkan sebagai bagian dari domain HR Admin (lihat catatan pada diagram use case §3.3). Deskripsi "pihak kedua independen" tetap valid sebagai desain arsitektur AccessControl on-chain (dan menjadi dasar untuk pengembangan lanjutan bila dashboard Legal terpisah suatu saat diimplementasikan), tetapi bukan mencerminkan siapa yang benar-benar mengoperasikan sistem hari ini.</w:t>
       </w:r>
     </w:p>
     <w:p>
@@ -5803,7 +6143,35 @@
               <w:rPr>
                 <w:sz w:val="18"/>
               </w:rPr>
-              <w:t>Antrian proposal Pemutusan Hubungan Kerja: daftar proposal aktif beserta status persetujuan HR dan Legal Officer, formulir pengajuan proposal PHK baru, dan tombol eksekusi setelah kedua pihak menyetujui.</w:t>
+              <w:t xml:space="preserve">Antrian proposal Pemutusan Hubungan Kerja: daftar proposal aktif beserta status persetujuan </w:t>
+            </w:r>
+            <w:r>
+              <w:rPr>
+                <w:rFonts w:ascii="Consolas" w:hAnsi="Consolas"/>
+                <w:color w:val="C7254E"/>
+                <w:sz w:val="18"/>
+              </w:rPr>
+              <w:t>HR_ROLE</w:t>
+            </w:r>
+            <w:r>
+              <w:rPr>
+                <w:sz w:val="18"/>
+              </w:rPr>
+              <w:t xml:space="preserve"> dan </w:t>
+            </w:r>
+            <w:r>
+              <w:rPr>
+                <w:rFonts w:ascii="Consolas" w:hAnsi="Consolas"/>
+                <w:color w:val="C7254E"/>
+                <w:sz w:val="18"/>
+              </w:rPr>
+              <w:t>LEGAL_ROLE</w:t>
+            </w:r>
+            <w:r>
+              <w:rPr>
+                <w:sz w:val="18"/>
+              </w:rPr>
+              <w:t xml:space="preserve"> (keduanya dijalankan HR Admin yang sama, lihat §3.1), formulir pengajuan proposal PHK baru, dan tombol eksekusi setelah kedua langkah persetujuan terpenuhi.</w:t>
             </w:r>
           </w:p>
         </w:tc>
@@ -9040,7 +9408,71 @@
         <w:spacing w:after="120"/>
       </w:pPr>
       <w:r>
-        <w:t>ID Requirement : FR-PAYANA-106 Deskripsi      : Sistem harus secara otomatis menentukan peran yang dimiliki pengguna setelah autentikasi berhasil, dengan memeriksa kondisi on-chain dan konfigurasi backend. Urutan prioritas pemeriksaan adalah: Owner SaaS (dicocokkan terhadap OWNER_ADDRESS dalam konfigurasi sistem), kemudian HR Admin (diperiksa berdasarkan kepemilikan CompanyVault melalui PayrollFactory), kemudian Legal Officer (diperiksa berdasarkan LEGAL_ROLE pada CompanyVault yang terdaftar), dan terakhir Karyawan (diperiksa berdasarkan keberadaan stream aktif). Pengguna yang tidak memenuhi kriteria peran manapun diarahkan ke halaman onboarding untuk mengajukan permohonan akses.</w:t>
+        <w:t xml:space="preserve">ID Requirement : FR-PAYANA-106 Deskripsi      : Sistem harus secara otomatis menentukan peran yang dimiliki pengguna setelah autentikasi berhasil, dengan memeriksa kondisi on-chain. Urutan prioritas pemeriksaan adalah: Owner SaaS (dicocokkan terhadap OWNER_ADDRESS dalam konfigurasi sistem), kemudian HR Admin (diperiksa berdasarkan kepemilikan CompanyVault melalui PayrollFactory), kemudian Karyawan (diperiksa berdasarkan keberadaan stream aktif atau riwayat PHK yang sah). Pengguna yang tidak memenuhi kriteria peran manapun diarahkan ke halaman onboarding untuk mengajukan permohonan akses. </w:t>
+      </w:r>
+      <w:r>
+        <w:rPr>
+          <w:b/>
+        </w:rPr>
+        <w:t>Catatan implementasi:</w:t>
+      </w:r>
+      <w:r>
+        <w:t xml:space="preserve"> hook deteksi peran (</w:t>
+      </w:r>
+      <w:r>
+        <w:rPr>
+          <w:rFonts w:ascii="Consolas" w:hAnsi="Consolas"/>
+          <w:color w:val="C7254E"/>
+          <w:sz w:val="18"/>
+        </w:rPr>
+        <w:t>useRole.ts</w:t>
+      </w:r>
+      <w:r>
+        <w:t xml:space="preserve">) tidak memiliki cabang pemeriksaan </w:t>
+      </w:r>
+      <w:r>
+        <w:rPr>
+          <w:rFonts w:ascii="Consolas" w:hAnsi="Consolas"/>
+          <w:color w:val="C7254E"/>
+          <w:sz w:val="18"/>
+        </w:rPr>
+        <w:t>LEGAL_ROLE</w:t>
+      </w:r>
+      <w:r>
+        <w:t xml:space="preserve"> — pemegang </w:t>
+      </w:r>
+      <w:r>
+        <w:rPr>
+          <w:rFonts w:ascii="Consolas" w:hAnsi="Consolas"/>
+          <w:color w:val="C7254E"/>
+          <w:sz w:val="18"/>
+        </w:rPr>
+        <w:t>LEGAL_ROLE</w:t>
+      </w:r>
+      <w:r>
+        <w:t xml:space="preserve"> yang bukan juga </w:t>
+      </w:r>
+      <w:r>
+        <w:rPr>
+          <w:rFonts w:ascii="Consolas" w:hAnsi="Consolas"/>
+          <w:color w:val="C7254E"/>
+          <w:sz w:val="18"/>
+        </w:rPr>
+        <w:t>HR_ROLE</w:t>
+      </w:r>
+      <w:r>
+        <w:t xml:space="preserve"> akan mendapat </w:t>
+      </w:r>
+      <w:r>
+        <w:rPr>
+          <w:rFonts w:ascii="Consolas" w:hAnsi="Consolas"/>
+          <w:color w:val="C7254E"/>
+          <w:sz w:val="18"/>
+        </w:rPr>
+        <w:t>role: null</w:t>
+      </w:r>
+      <w:r>
+        <w:t xml:space="preserve"> dan diarahkan ke onboarding, bukan ke dashboard khusus Legal (lihat §3.1 dan DPPL §2.4.5 untuk penjelasan lengkap).</w:t>
       </w:r>
     </w:p>
     <w:p>
@@ -9482,7 +9914,40 @@
         <w:spacing w:after="120"/>
       </w:pPr>
       <w:r>
-        <w:t>ID Requirement : FR-PAYANA-501 Deskripsi      : Sistem harus memampukan HR Admin untuk mengajukan proposal Pemutusan Hubungan Kerja (PHK) terhadap karyawan melalui fungsi proposeTermination() pada kontrak CompanyVault. Proposal menyimpan hash dari alasan PHK on-chain (alasan lengkap disimpan off-chain untuk menjaga privasi), snapshot flow rate karyawan saat pengajuan untuk keperluan kalkulasi pesangon, serta timestamp kadaluarsa yang ditetapkan 7 hari sejak pengajuan. HR Admin secara otomatis memberikan persetujuan pertama dengan mengajukan proposal; persetujuan Legal Officer masih diperlukan sebelum eksekusi dapat dilakukan.</w:t>
+        <w:t>ID Requirement : FR-PAYANA-501 Deskripsi      : Sistem harus memampukan HR Admin untuk mengajukan proposal Pemutusan Hubungan Kerja (PHK) terhadap karyawan melalui fungsi proposeTermination() pada kontrak CompanyVault. Proposal menyimpan hash dari alasan PHK on-chain (alasan lengkap disimpan off-chain untuk menjaga privasi), snapshot flow rate karyawan saat pengajuan untuk keperluan kalkulasi pesangon, serta timestamp kadaluarsa yang ditetapkan 7 hari sejak pengajuan. HR Admin secara otomatis memberikan persetujuan pertama (</w:t>
+      </w:r>
+      <w:r>
+        <w:rPr>
+          <w:rFonts w:ascii="Consolas" w:hAnsi="Consolas"/>
+          <w:color w:val="C7254E"/>
+          <w:sz w:val="18"/>
+        </w:rPr>
+        <w:t>hrApproved</w:t>
+      </w:r>
+      <w:r>
+        <w:t xml:space="preserve">) dengan mengajukan proposal; persetujuan </w:t>
+      </w:r>
+      <w:r>
+        <w:rPr>
+          <w:rFonts w:ascii="Consolas" w:hAnsi="Consolas"/>
+          <w:color w:val="C7254E"/>
+          <w:sz w:val="18"/>
+        </w:rPr>
+        <w:t>LEGAL_ROLE</w:t>
+      </w:r>
+      <w:r>
+        <w:t xml:space="preserve"> (</w:t>
+      </w:r>
+      <w:r>
+        <w:rPr>
+          <w:rFonts w:ascii="Consolas" w:hAnsi="Consolas"/>
+          <w:color w:val="C7254E"/>
+          <w:sz w:val="18"/>
+        </w:rPr>
+        <w:t>legalApproved</w:t>
+      </w:r>
+      <w:r>
+        <w:t>) masih diperlukan sebagai langkah kedua sebelum eksekusi dapat dilakukan — lihat §3.1 untuk siapa yang menjalankan langkah kedua ini dalam praktik.</w:t>
       </w:r>
     </w:p>
     <w:p>
@@ -9490,7 +9955,7 @@
         <w:pStyle w:val="Heading4"/>
       </w:pPr>
       <w:r>
-        <w:t>3.2.30. Persetujuan Proposal PHK oleh Legal Officer</w:t>
+        <w:t>3.2.30. Persetujuan Proposal PHK oleh Pemegang LEGAL_ROLE</w:t>
       </w:r>
     </w:p>
     <w:p>
@@ -9498,7 +9963,95 @@
         <w:spacing w:after="120"/>
       </w:pPr>
       <w:r>
-        <w:t>ID Requirement : FR-PAYANA-502 Deskripsi      : Sistem harus memampukan Legal Officer untuk memberikan persetujuan atas proposal PHK yang aktif melalui fungsi approveTermination() pada kontrak CompanyVault. Sistem memvalidasi bahwa proposal belum kadaluarsa, bahwa pemanggil memiliki LEGAL_ROLE pada vault yang bersangkutan, dan bahwa persetujuan dari pihak yang sama belum pernah diberikan sebelumnya. Proposal yang mendapat persetujuan kedua (HR dan Legal Officer) dapat segera dieksekusi oleh pihak manapun yang berwenang sebelum masa kadaluarsa berakhir.</w:t>
+        <w:t xml:space="preserve">ID Requirement : FR-PAYANA-502 Deskripsi      : Sistem harus memampukan pemegang </w:t>
+      </w:r>
+      <w:r>
+        <w:rPr>
+          <w:rFonts w:ascii="Consolas" w:hAnsi="Consolas"/>
+          <w:color w:val="C7254E"/>
+          <w:sz w:val="18"/>
+        </w:rPr>
+        <w:t>LEGAL_ROLE</w:t>
+      </w:r>
+      <w:r>
+        <w:t xml:space="preserve"> untuk memberikan persetujuan atas proposal PHK yang aktif melalui fungsi approveTermination() pada kontrak CompanyVault. Sistem memvalidasi bahwa proposal belum kadaluarsa, bahwa pemanggil memiliki </w:t>
+      </w:r>
+      <w:r>
+        <w:rPr>
+          <w:rFonts w:ascii="Consolas" w:hAnsi="Consolas"/>
+          <w:color w:val="C7254E"/>
+          <w:sz w:val="18"/>
+        </w:rPr>
+        <w:t>LEGAL_ROLE</w:t>
+      </w:r>
+      <w:r>
+        <w:t xml:space="preserve"> pada vault yang bersangkutan, dan bahwa persetujuan dari alamat yang sama belum pernah diberikan sebelumnya. Proposal yang mendapat kedua persetujuan (</w:t>
+      </w:r>
+      <w:r>
+        <w:rPr>
+          <w:rFonts w:ascii="Consolas" w:hAnsi="Consolas"/>
+          <w:color w:val="C7254E"/>
+          <w:sz w:val="18"/>
+        </w:rPr>
+        <w:t>hrApproved</w:t>
+      </w:r>
+      <w:r>
+        <w:t xml:space="preserve"> dan </w:t>
+      </w:r>
+      <w:r>
+        <w:rPr>
+          <w:rFonts w:ascii="Consolas" w:hAnsi="Consolas"/>
+          <w:color w:val="C7254E"/>
+          <w:sz w:val="18"/>
+        </w:rPr>
+        <w:t>legalApproved</w:t>
+      </w:r>
+      <w:r>
+        <w:t>) dapat segera dieksekusi oleh HR Admin (</w:t>
+      </w:r>
+      <w:r>
+        <w:rPr>
+          <w:rFonts w:ascii="Consolas" w:hAnsi="Consolas"/>
+          <w:color w:val="C7254E"/>
+          <w:sz w:val="18"/>
+        </w:rPr>
+        <w:t>executeTermination()</w:t>
+      </w:r>
+      <w:r>
+        <w:t xml:space="preserve"> hanya dapat dipanggil oleh </w:t>
+      </w:r>
+      <w:r>
+        <w:rPr>
+          <w:rFonts w:ascii="Consolas" w:hAnsi="Consolas"/>
+          <w:color w:val="C7254E"/>
+          <w:sz w:val="18"/>
+        </w:rPr>
+        <w:t>HR_ROLE</w:t>
+      </w:r>
+      <w:r>
+        <w:t xml:space="preserve">) sebelum masa kadaluarsa berakhir. Dalam operasional saat ini, </w:t>
+      </w:r>
+      <w:r>
+        <w:rPr>
+          <w:rFonts w:ascii="Consolas" w:hAnsi="Consolas"/>
+          <w:color w:val="C7254E"/>
+          <w:sz w:val="18"/>
+        </w:rPr>
+        <w:t>LEGAL_ROLE</w:t>
+      </w:r>
+      <w:r>
+        <w:t xml:space="preserve"> di-auto-grant ke alamat HR Admin sendiri (lihat §3.1), sehingga langkah persetujuan kedua ini secara de facto juga dijalankan oleh HR Admin — sistem tidak menyediakan dashboard atau alur login terpisah bagi pemegang </w:t>
+      </w:r>
+      <w:r>
+        <w:rPr>
+          <w:rFonts w:ascii="Consolas" w:hAnsi="Consolas"/>
+          <w:color w:val="C7254E"/>
+          <w:sz w:val="18"/>
+        </w:rPr>
+        <w:t>LEGAL_ROLE</w:t>
+      </w:r>
+      <w:r>
+        <w:t xml:space="preserve"> yang berbeda dari HR Admin.</w:t>
       </w:r>
     </w:p>
     <w:p>
@@ -14541,7 +15094,7 @@
           <w:i/>
           <w:color w:val="555555"/>
         </w:rPr>
-        <w:t xml:space="preserve"> Diagram disederhanakan menjadi tiga aktor persona utama (HR Admin, Karyawan, Owner SaaS) sesuai arahan pembimbing. Persetujuan PHK (UC-07) dan verifikasi SBT (UC-14), yang secara teknis dijalankan oleh pemegang </w:t>
+        <w:t xml:space="preserve"> Diagram disederhanakan menjadi tiga aktor persona utama (HR Admin, Karyawan, Owner SaaS). Persetujuan PHK (UC-07) digambarkan sebagai bagian dari domain HR Admin bukan sekadar penyederhanaan diagram, melainkan mencerminkan implementasi nyata: </w:t>
       </w:r>
       <w:r>
         <w:rPr>
@@ -14557,7 +15110,7 @@
           <w:i/>
           <w:color w:val="555555"/>
         </w:rPr>
-        <w:t xml:space="preserve"> on-chain atau pihak eksternal, digambarkan sebagai bagian dari domain HR Admin pada level diagram use case — detail teknis peran </w:t>
+        <w:t xml:space="preserve"> di-auto-grant ke alamat HR Admin sendiri saat onboarding, dan tidak ada dashboard/alur login terpisah di frontend bagi pemegang </w:t>
       </w:r>
       <w:r>
         <w:rPr>
@@ -14573,7 +15126,7 @@
           <w:i/>
           <w:color w:val="555555"/>
         </w:rPr>
-        <w:t xml:space="preserve"> tetap didokumentasikan pada spesifikasi UC-07 dan pada DPPL (access control on-chain).  </w:t>
+        <w:t xml:space="preserve"> yang berbeda dari HR Admin (lihat §3.1 untuk detail lengkap serta keterbatasannya). Verifikasi SBT (UC-14) tetap murni domain HR Admin.  </w:t>
       </w:r>
       <w:r>
         <w:rPr>
@@ -14758,7 +15311,7 @@
               <w:rPr>
                 <w:sz w:val="18"/>
               </w:rPr>
-              <w:t>Pengguna (HR Admin, Karyawan, atau Legal Officer) melakukan autentikasi ke sistem Payana menggunakan tanda tangan kriptografis dari dompet digital mereka.</w:t>
+              <w:t>Pengguna (HR Admin atau Karyawan) melakukan autentikasi ke sistem Payana menggunakan tanda tangan kriptografis dari dompet digital mereka.</w:t>
             </w:r>
           </w:p>
         </w:tc>
@@ -14787,7 +15340,7 @@
               <w:rPr>
                 <w:sz w:val="18"/>
               </w:rPr>
-              <w:t>HR Admin / Karyawan / Legal Officer</w:t>
+              <w:t>HR Admin / Karyawan</w:t>
             </w:r>
           </w:p>
         </w:tc>
@@ -14845,7 +15398,7 @@
               <w:rPr>
                 <w:sz w:val="18"/>
               </w:rPr>
-              <w:t>Sistem menerbitkan JWT token; pengguna diarahkan ke dashboard sesuai perannya (HR, Employee, atau Legal).</w:t>
+              <w:t>Sistem menerbitkan JWT token; pengguna diarahkan ke dashboard sesuai perannya (HR atau Employee).</w:t>
             </w:r>
           </w:p>
         </w:tc>
@@ -14888,7 +15441,7 @@
               <w:rPr>
                 <w:sz w:val="18"/>
               </w:rPr>
-              <w:t xml:space="preserve">. &lt;br&gt; 6. Backend memverifikasi JWT, mengambil data profil pengguna dari database, dan menentukan role berdasarkan alamat wallet yang terdaftar on-chain. &lt;br&gt; 7. Backend menerbitkan JWT token dengan klaim role dan wallet address, lalu mengembalikan data profil lengkap ke frontend. &lt;br&gt; 8. Frontend membaca nilai role dan mengarahkan pengguna ke dashboard yang sesuai: HR Admin ke </w:t>
+              <w:t>. &lt;br&gt; 6. Backend memverifikasi JWT, mengambil data profil pengguna dari database, dan menentukan role berdasarkan alamat wallet yang terdaftar on-chain (</w:t>
             </w:r>
             <w:r>
               <w:rPr>
@@ -14896,13 +15449,13 @@
                 <w:color w:val="C7254E"/>
                 <w:sz w:val="18"/>
               </w:rPr>
-              <w:t>/hr/vault</w:t>
-            </w:r>
-            <w:r>
-              <w:rPr>
-                <w:sz w:val="18"/>
-              </w:rPr>
-              <w:t xml:space="preserve">, Karyawan ke </w:t>
+              <w:t>useRole.ts</w:t>
+            </w:r>
+            <w:r>
+              <w:rPr>
+                <w:sz w:val="18"/>
+              </w:rPr>
+              <w:t xml:space="preserve">: Owner → HR → Karyawan). &lt;br&gt; 7. Backend menerbitkan JWT token dengan klaim role dan wallet address, lalu mengembalikan data profil lengkap ke frontend. &lt;br&gt; 8. Frontend membaca nilai role dan mengarahkan pengguna ke dashboard yang sesuai: HR Admin ke </w:t>
             </w:r>
             <w:r>
               <w:rPr>
@@ -14910,13 +15463,13 @@
                 <w:color w:val="C7254E"/>
                 <w:sz w:val="18"/>
               </w:rPr>
-              <w:t>/employee/ewa</w:t>
-            </w:r>
-            <w:r>
-              <w:rPr>
-                <w:sz w:val="18"/>
-              </w:rPr>
-              <w:t xml:space="preserve">, Legal Officer ke </w:t>
+              <w:t>/hr/vault</w:t>
+            </w:r>
+            <w:r>
+              <w:rPr>
+                <w:sz w:val="18"/>
+              </w:rPr>
+              <w:t xml:space="preserve"> (termasuk akses ke antrian PHK di </w:t>
             </w:r>
             <w:r>
               <w:rPr>
@@ -14930,7 +15483,7 @@
               <w:rPr>
                 <w:sz w:val="18"/>
               </w:rPr>
-              <w:t xml:space="preserve">, atau Owner ke </w:t>
+              <w:t xml:space="preserve">, lihat §3.1 soal </w:t>
             </w:r>
             <w:r>
               <w:rPr>
@@ -14938,6 +15491,34 @@
                 <w:color w:val="C7254E"/>
                 <w:sz w:val="18"/>
               </w:rPr>
+              <w:t>LEGAL_ROLE</w:t>
+            </w:r>
+            <w:r>
+              <w:rPr>
+                <w:sz w:val="18"/>
+              </w:rPr>
+              <w:t xml:space="preserve">), Karyawan ke </w:t>
+            </w:r>
+            <w:r>
+              <w:rPr>
+                <w:rFonts w:ascii="Consolas" w:hAnsi="Consolas"/>
+                <w:color w:val="C7254E"/>
+                <w:sz w:val="18"/>
+              </w:rPr>
+              <w:t>/employee/ewa</w:t>
+            </w:r>
+            <w:r>
+              <w:rPr>
+                <w:sz w:val="18"/>
+              </w:rPr>
+              <w:t xml:space="preserve">, atau Owner ke </w:t>
+            </w:r>
+            <w:r>
+              <w:rPr>
+                <w:rFonts w:ascii="Consolas" w:hAnsi="Consolas"/>
+                <w:color w:val="C7254E"/>
+                <w:sz w:val="18"/>
+              </w:rPr>
               <w:t>/owner/dashboard</w:t>
             </w:r>
             <w:r>
@@ -14987,35 +15568,7 @@
               <w:rPr>
                 <w:sz w:val="18"/>
               </w:rPr>
-              <w:t xml:space="preserve"> tanpa menampilkan halaman login, sehingga pengguna otomatis diarahkan ke dashboard sesuai role. &lt;br&gt; A2. Apabila pengguna adalah Legal Officer, sistem memeriksa </w:t>
-            </w:r>
-            <w:r>
-              <w:rPr>
-                <w:rFonts w:ascii="Consolas" w:hAnsi="Consolas"/>
-                <w:color w:val="C7254E"/>
-                <w:sz w:val="18"/>
-              </w:rPr>
-              <w:t>LEGAL_ROLE</w:t>
-            </w:r>
-            <w:r>
-              <w:rPr>
-                <w:sz w:val="18"/>
-              </w:rPr>
-              <w:t xml:space="preserve"> on-chain dan mengarahkan ke dashboard legal pada halaman </w:t>
-            </w:r>
-            <w:r>
-              <w:rPr>
-                <w:rFonts w:ascii="Consolas" w:hAnsi="Consolas"/>
-                <w:color w:val="C7254E"/>
-                <w:sz w:val="18"/>
-              </w:rPr>
-              <w:t>/hr/phk</w:t>
-            </w:r>
-            <w:r>
-              <w:rPr>
-                <w:sz w:val="18"/>
-              </w:rPr>
-              <w:t>.</w:t>
+              <w:t xml:space="preserve"> tanpa menampilkan halaman login, sehingga pengguna otomatis diarahkan ke dashboard sesuai role.</w:t>
             </w:r>
           </w:p>
         </w:tc>
@@ -17007,7 +17560,7 @@
         <w:br/>
         <w:t xml:space="preserve">    CV--&gt;&gt;FE: event TerminationProposed</w:t>
         <w:br/>
-        <w:t xml:space="preserve">    FE--&gt;&gt;HR: Proposal PHK aktif — menunggu Legal Officer</w:t>
+        <w:t xml:space="preserve">    FE--&gt;&gt;HR: Proposal PHK aktif — menunggu persetujuan LEGAL_ROLE</w:t>
       </w:r>
     </w:p>
     <w:tbl>
@@ -17102,7 +17655,35 @@
               <w:rPr>
                 <w:sz w:val="18"/>
               </w:rPr>
-              <w:t>HR Admin mengajukan proposal Pemutusan Hubungan Kerja (PHK) terhadap karyawan tertentu melalui smart contract CompanyVault. Proposal ini memerlukan persetujuan Legal Officer sebelum dapat dieksekusi, sebagai mekanisme pengamanan hukum dua pihak (multi-signature).</w:t>
+              <w:t xml:space="preserve">HR Admin mengajukan proposal Pemutusan Hubungan Kerja (PHK) terhadap karyawan tertentu melalui smart contract CompanyVault. Proposal ini memerlukan persetujuan kedua dari pemegang </w:t>
+            </w:r>
+            <w:r>
+              <w:rPr>
+                <w:rFonts w:ascii="Consolas" w:hAnsi="Consolas"/>
+                <w:color w:val="C7254E"/>
+                <w:sz w:val="18"/>
+              </w:rPr>
+              <w:t>LEGAL_ROLE</w:t>
+            </w:r>
+            <w:r>
+              <w:rPr>
+                <w:sz w:val="18"/>
+              </w:rPr>
+              <w:t xml:space="preserve"> sebelum dapat dieksekusi, sebagai mekanisme pengamanan dua-peran (multi-signature) — lihat §3.1 SKPL untuk penjelasan bahwa </w:t>
+            </w:r>
+            <w:r>
+              <w:rPr>
+                <w:rFonts w:ascii="Consolas" w:hAnsi="Consolas"/>
+                <w:color w:val="C7254E"/>
+                <w:sz w:val="18"/>
+              </w:rPr>
+              <w:t>LEGAL_ROLE</w:t>
+            </w:r>
+            <w:r>
+              <w:rPr>
+                <w:sz w:val="18"/>
+              </w:rPr>
+              <w:t xml:space="preserve"> saat ini digenggam HR Admin sendiri secara default.</w:t>
             </w:r>
           </w:p>
         </w:tc>
@@ -17203,7 +17784,7 @@
               <w:rPr>
                 <w:sz w:val="18"/>
               </w:rPr>
-              <w:t xml:space="preserve">Proposal PHK tersimpan di smart contract dengan status </w:t>
+              <w:t xml:space="preserve">Proposal PHK tersimpan di smart contract dengan </w:t>
             </w:r>
             <w:r>
               <w:rPr>
@@ -17211,13 +17792,41 @@
                 <w:color w:val="C7254E"/>
                 <w:sz w:val="18"/>
               </w:rPr>
-              <w:t>menunggu_persetujuan_legal</w:t>
-            </w:r>
-            <w:r>
-              <w:rPr>
-                <w:sz w:val="18"/>
-              </w:rPr>
-              <w:t>. Legal Officer menerima notifikasi untuk meninjau proposal. Stream gaji karyawan ditangguhkan sementara menunggu eksekusi.</w:t>
+              <w:t>hrApproved=true</w:t>
+            </w:r>
+            <w:r>
+              <w:rPr>
+                <w:sz w:val="18"/>
+              </w:rPr>
+              <w:t xml:space="preserve">, </w:t>
+            </w:r>
+            <w:r>
+              <w:rPr>
+                <w:rFonts w:ascii="Consolas" w:hAnsi="Consolas"/>
+                <w:color w:val="C7254E"/>
+                <w:sz w:val="18"/>
+              </w:rPr>
+              <w:t>legalApproved=false</w:t>
+            </w:r>
+            <w:r>
+              <w:rPr>
+                <w:sz w:val="18"/>
+              </w:rPr>
+              <w:t xml:space="preserve">, dan </w:t>
+            </w:r>
+            <w:r>
+              <w:rPr>
+                <w:rFonts w:ascii="Consolas" w:hAnsi="Consolas"/>
+                <w:color w:val="C7254E"/>
+                <w:sz w:val="18"/>
+              </w:rPr>
+              <w:t>expiresAt</w:t>
+            </w:r>
+            <w:r>
+              <w:rPr>
+                <w:sz w:val="18"/>
+              </w:rPr>
+              <w:t xml:space="preserve"> 7 hari sejak pengajuan. Stream gaji karyawan tetap berjalan sampai eksekusi final.</w:t>
             </w:r>
           </w:p>
         </w:tc>
@@ -17260,7 +17869,7 @@
               <w:rPr>
                 <w:sz w:val="18"/>
               </w:rPr>
-              <w:t xml:space="preserve"> dan mengklik "Buat Proposal PHK". &lt;br&gt; 2. Sistem menampilkan formulir proposal PHK. HR Admin memilih nama karyawan dari daftar karyawan aktif perusahaan. &lt;br&gt; 3. HR Admin mengisi formulir: alasan PHK (restrukturisasi, pelanggaran berat, berakhirnya kontrak, atau lainnya), tanggal efektif yang diusulkan, dan catatan tambahan pendukung. &lt;br&gt; 4. HR Admin mengklik "Ajukan Proposal". Frontend memanggil </w:t>
+              <w:t xml:space="preserve"> dan mengklik "Buat Proposal PHK". &lt;br&gt; 2. Sistem menampilkan formulir proposal PHK. HR Admin memilih nama karyawan dari daftar karyawan aktif perusahaan. &lt;br&gt; 3. HR Admin mengisi formulir: alasan PHK (restrukturisasi, pelanggaran berat, berakhirnya kontrak, atau lainnya) dan catatan tambahan pendukung — alasan lengkap dikirim terpisah ke backend (</w:t>
             </w:r>
             <w:r>
               <w:rPr>
@@ -17268,13 +17877,13 @@
                 <w:color w:val="C7254E"/>
                 <w:sz w:val="18"/>
               </w:rPr>
-              <w:t>CompanyVault.proposeTermination(employeeAddress, reason, effectiveDate)</w:t>
-            </w:r>
-            <w:r>
-              <w:rPr>
-                <w:sz w:val="18"/>
-              </w:rPr>
-              <w:t xml:space="preserve"> melalui Privy. &lt;br&gt; 5. Smart contract memverifikasi bahwa HR Admin memiliki </w:t>
+              <w:t>POST /termination/reason</w:t>
+            </w:r>
+            <w:r>
+              <w:rPr>
+                <w:sz w:val="18"/>
+              </w:rPr>
+              <w:t xml:space="preserve">) untuk disimpan plaintext off-chain, sementara on-chain hanya menyimpan hash-nya. &lt;br&gt; 4. HR Admin mengklik "Ajukan Proposal". Frontend memanggil </w:t>
             </w:r>
             <w:r>
               <w:rPr>
@@ -17282,13 +17891,13 @@
                 <w:color w:val="C7254E"/>
                 <w:sz w:val="18"/>
               </w:rPr>
-              <w:t>HR_ROLE</w:t>
-            </w:r>
-            <w:r>
-              <w:rPr>
-                <w:sz w:val="18"/>
-              </w:rPr>
-              <w:t xml:space="preserve"> yang valid dan tidak ada proposal PHK aktif untuk karyawan tersebut. &lt;br&gt; 6. Proposal tersimpan on-chain dengan timestamp pengajuan dan batas waktu persetujuan (misalnya 30 hari). Status berubah menjadi </w:t>
+              <w:t>CompanyVault.proposeTermination(employeeAddress, reasonHash)</w:t>
+            </w:r>
+            <w:r>
+              <w:rPr>
+                <w:sz w:val="18"/>
+              </w:rPr>
+              <w:t xml:space="preserve"> melalui Privy. &lt;br&gt; 5. Smart contract memverifikasi bahwa HR Admin memiliki </w:t>
             </w:r>
             <w:r>
               <w:rPr>
@@ -17296,13 +17905,41 @@
                 <w:color w:val="C7254E"/>
                 <w:sz w:val="18"/>
               </w:rPr>
-              <w:t>menunggu_persetujuan_legal</w:t>
-            </w:r>
-            <w:r>
-              <w:rPr>
-                <w:sz w:val="18"/>
-              </w:rPr>
-              <w:t>. &lt;br&gt; 7. Backend menerima webhook dari Alchemy, menyimpan data proposal ke database, dan mengirimkan notifikasi ke Legal Officer melalui email dan notifikasi in-app. &lt;br&gt; 8. Frontend menampilkan konfirmasi "Proposal PHK berhasil diajukan dan sedang menunggu persetujuan Legal Officer."</w:t>
+              <w:t>HR_ROLE</w:t>
+            </w:r>
+            <w:r>
+              <w:rPr>
+                <w:sz w:val="18"/>
+              </w:rPr>
+              <w:t xml:space="preserve"> yang valid dan tidak ada proposal PHK aktif untuk karyawan tersebut. &lt;br&gt; 6. Proposal tersimpan on-chain dengan </w:t>
+            </w:r>
+            <w:r>
+              <w:rPr>
+                <w:rFonts w:ascii="Consolas" w:hAnsi="Consolas"/>
+                <w:color w:val="C7254E"/>
+                <w:sz w:val="18"/>
+              </w:rPr>
+              <w:t>hrApproved=true</w:t>
+            </w:r>
+            <w:r>
+              <w:rPr>
+                <w:sz w:val="18"/>
+              </w:rPr>
+              <w:t xml:space="preserve"> dan </w:t>
+            </w:r>
+            <w:r>
+              <w:rPr>
+                <w:rFonts w:ascii="Consolas" w:hAnsi="Consolas"/>
+                <w:color w:val="C7254E"/>
+                <w:sz w:val="18"/>
+              </w:rPr>
+              <w:t>expiresAt = now + 7 hari</w:t>
+            </w:r>
+            <w:r>
+              <w:rPr>
+                <w:sz w:val="18"/>
+              </w:rPr>
+              <w:t>. &lt;br&gt; 7. Backend menerima webhook dari Alchemy dan menyimpan data proposal ke database. &lt;br&gt; 8. Frontend menampilkan konfirmasi "Proposal PHK berhasil diajukan dan sedang menunggu persetujuan kedua."</w:t>
             </w:r>
           </w:p>
         </w:tc>
@@ -17331,7 +17968,7 @@
               <w:rPr>
                 <w:sz w:val="18"/>
               </w:rPr>
-              <w:t xml:space="preserve">A1. Apabila HR Admin ingin membatalkan proposal sebelum Legal Officer memberikan keputusan, HR dapat memanggil </w:t>
+              <w:t xml:space="preserve">A1. Apabila HR Admin ingin membatalkan proposal sebelum persetujuan kedua diberikan, HR dapat memanggil </w:t>
             </w:r>
             <w:r>
               <w:rPr>
@@ -17345,7 +17982,7 @@
               <w:rPr>
                 <w:sz w:val="18"/>
               </w:rPr>
-              <w:t xml:space="preserve">. Status proposal berubah menjadi </w:t>
+              <w:t>. Proposal dihapus dari state on-chain (</w:t>
             </w:r>
             <w:r>
               <w:rPr>
@@ -17353,13 +17990,13 @@
                 <w:color w:val="C7254E"/>
                 <w:sz w:val="18"/>
               </w:rPr>
-              <w:t>dibatalkan</w:t>
-            </w:r>
-            <w:r>
-              <w:rPr>
-                <w:sz w:val="18"/>
-              </w:rPr>
-              <w:t xml:space="preserve"> dan Legal Officer menerima notifikasi pembatalan.</w:t>
+              <w:t>expiresAt</w:t>
+            </w:r>
+            <w:r>
+              <w:rPr>
+                <w:sz w:val="18"/>
+              </w:rPr>
+              <w:t xml:space="preserve"> direset ke 0).</w:t>
             </w:r>
           </w:p>
         </w:tc>
@@ -17465,7 +18102,92 @@
         <w:pStyle w:val="Heading4"/>
       </w:pPr>
       <w:r>
-        <w:t>UC-07: Persetujuan PHK (mode Legal)</w:t>
+        <w:t>UC-07: Persetujuan PHK oleh Pemegang LEGAL_ROLE</w:t>
+      </w:r>
+    </w:p>
+    <w:p>
+      <w:pPr>
+        <w:spacing w:after="160"/>
+        <w:ind w:left="576"/>
+      </w:pPr>
+      <w:r>
+        <w:rPr>
+          <w:b/>
+          <w:i/>
+          <w:color w:val="555555"/>
+        </w:rPr>
+        <w:t>Catatan implementasi:</w:t>
+      </w:r>
+      <w:r>
+        <w:rPr>
+          <w:i/>
+          <w:color w:val="555555"/>
+        </w:rPr>
+        <w:t xml:space="preserve"> Use case ini secara arsitektur adalah langkah persetujuan independen oleh pemegang </w:t>
+      </w:r>
+      <w:r>
+        <w:rPr>
+          <w:rFonts w:ascii="Consolas" w:hAnsi="Consolas"/>
+          <w:i/>
+          <w:color w:val="555555"/>
+          <w:sz w:val="18"/>
+        </w:rPr>
+        <w:t>LEGAL_ROLE</w:t>
+      </w:r>
+      <w:r>
+        <w:rPr>
+          <w:i/>
+          <w:color w:val="555555"/>
+        </w:rPr>
+        <w:t xml:space="preserve"> — namun dalam produk saat ini, </w:t>
+      </w:r>
+      <w:r>
+        <w:rPr>
+          <w:rFonts w:ascii="Consolas" w:hAnsi="Consolas"/>
+          <w:i/>
+          <w:color w:val="555555"/>
+          <w:sz w:val="18"/>
+        </w:rPr>
+        <w:t>LEGAL_ROLE</w:t>
+      </w:r>
+      <w:r>
+        <w:rPr>
+          <w:i/>
+          <w:color w:val="555555"/>
+        </w:rPr>
+        <w:t xml:space="preserve"> di-auto-grant ke alamat HR Admin sendiri saat onboarding vault, dan frontend tidak memiliki dashboard/alur login terpisah untuk pemegang </w:t>
+      </w:r>
+      <w:r>
+        <w:rPr>
+          <w:rFonts w:ascii="Consolas" w:hAnsi="Consolas"/>
+          <w:i/>
+          <w:color w:val="555555"/>
+          <w:sz w:val="18"/>
+        </w:rPr>
+        <w:t>LEGAL_ROLE</w:t>
+      </w:r>
+      <w:r>
+        <w:rPr>
+          <w:i/>
+          <w:color w:val="555555"/>
+        </w:rPr>
+        <w:t xml:space="preserve"> yang berbeda dari HR Admin (lihat §3.1 untuk detail lengkap). Diagram dan alur di bawah karenanya menunjukkan HR Admin sebagai pelaku, memanggil fungsi kontrak yang sama seolah bertindak sebagai pemegang </w:t>
+      </w:r>
+      <w:r>
+        <w:rPr>
+          <w:rFonts w:ascii="Consolas" w:hAnsi="Consolas"/>
+          <w:i/>
+          <w:color w:val="555555"/>
+          <w:sz w:val="18"/>
+        </w:rPr>
+        <w:t>LEGAL_ROLE</w:t>
+      </w:r>
+      <w:r>
+        <w:rPr>
+          <w:i/>
+          <w:color w:val="555555"/>
+        </w:rPr>
+        <w:t xml:space="preserve"> terpisah — bukan aktor lain yang login sendiri.</w:t>
       </w:r>
     </w:p>
     <w:p>
@@ -17482,7 +18204,7 @@
         </w:rPr>
         <w:t>sequenceDiagram</w:t>
         <w:br/>
-        <w:t xml:space="preserve">    actor LEGAL as Legal Officer</w:t>
+        <w:t xml:space="preserve">    actor HR as HR Admin (pemegang LEGAL_ROLE)</w:t>
         <w:br/>
         <w:t xml:space="preserve">    participant FE as Frontend</w:t>
         <w:br/>
@@ -17493,7 +18215,7 @@
         <w:t xml:space="preserve">    participant IDRX as IDRX Token</w:t>
         <w:br/>
         <w:br/>
-        <w:t xml:space="preserve">    LEGAL-&gt;&gt;FE: Buka daftar proposal PHK menunggu persetujuan</w:t>
+        <w:t xml:space="preserve">    HR-&gt;&gt;FE: Buka /hr/phk — lihat proposal menunggu persetujuan</w:t>
         <w:br/>
         <w:t xml:space="preserve">    FE-&gt;&gt;CV: approveTermination(employee)</w:t>
         <w:br/>
@@ -17503,9 +18225,9 @@
         <w:br/>
         <w:t xml:space="preserve">    CV-&gt;&gt;CV: legalApproved = true</w:t>
         <w:br/>
-        <w:t xml:space="preserve">    CV--&gt;&gt;FE: event TerminationApproved — kedua pihak setuju</w:t>
-        <w:br/>
-        <w:t xml:space="preserve">    LEGAL-&gt;&gt;FE: Klik "Eksekusi PHK"</w:t>
+        <w:t xml:space="preserve">    CV--&gt;&gt;FE: event TerminationApproved — kedua langkah persetujuan terpenuhi</w:t>
+        <w:br/>
+        <w:t xml:space="preserve">    HR-&gt;&gt;FE: Klik "Eksekusi PHK"</w:t>
         <w:br/>
         <w:t xml:space="preserve">    FE-&gt;&gt;CV: executeTermination(employee)</w:t>
         <w:br/>
@@ -17519,7 +18241,7 @@
         <w:br/>
         <w:t xml:space="preserve">    CV--&gt;&gt;FE: event TerminationExecuted</w:t>
         <w:br/>
-        <w:t xml:space="preserve">    FE--&gt;&gt;LEGAL: PHK berhasil dieksekusi</w:t>
+        <w:t xml:space="preserve">    FE--&gt;&gt;HR: PHK berhasil dieksekusi</w:t>
       </w:r>
     </w:p>
     <w:tbl>
@@ -17585,7 +18307,7 @@
               <w:rPr>
                 <w:sz w:val="18"/>
               </w:rPr>
-              <w:t>Persetujuan PHK (mode Legal)</w:t>
+              <w:t>Persetujuan PHK oleh Pemegang LEGAL_ROLE</w:t>
             </w:r>
           </w:p>
         </w:tc>
@@ -17614,7 +18336,7 @@
               <w:rPr>
                 <w:sz w:val="18"/>
               </w:rPr>
-              <w:t xml:space="preserve">Pemegang wewenang legal (di level persona diagram digambarkan sebagai bagian dari domain HR Admin; secara teknis on-chain dikendalikan oleh alamat pemegang </w:t>
+              <w:t xml:space="preserve">Pemegang </w:t>
             </w:r>
             <w:r>
               <w:rPr>
@@ -17628,7 +18350,49 @@
               <w:rPr>
                 <w:sz w:val="18"/>
               </w:rPr>
-              <w:t>, bisa staf legal internal terpisah atau HR Admin yang juga diberi role tersebut) meninjau proposal PHK yang diajukan, memverifikasi kelengkapan dokumen dan kepatuhan hukum, kemudian memberikan persetujuan atau penolakan. Setelah disetujui, eksekusi PHK final dapat dilakukan on-chain.</w:t>
+              <w:t xml:space="preserve"> pada </w:t>
+            </w:r>
+            <w:r>
+              <w:rPr>
+                <w:rFonts w:ascii="Consolas" w:hAnsi="Consolas"/>
+                <w:color w:val="C7254E"/>
+                <w:sz w:val="18"/>
+              </w:rPr>
+              <w:t>CompanyVault</w:t>
+            </w:r>
+            <w:r>
+              <w:rPr>
+                <w:sz w:val="18"/>
+              </w:rPr>
+              <w:t xml:space="preserve"> — dalam praktik HR Admin sendiri, lihat catatan implementasi di atas — meninjau proposal PHK yang diajukan dan memberikan persetujuan kedua. Setelah kedua persetujuan (</w:t>
+            </w:r>
+            <w:r>
+              <w:rPr>
+                <w:rFonts w:ascii="Consolas" w:hAnsi="Consolas"/>
+                <w:color w:val="C7254E"/>
+                <w:sz w:val="18"/>
+              </w:rPr>
+              <w:t>hrApproved</w:t>
+            </w:r>
+            <w:r>
+              <w:rPr>
+                <w:sz w:val="18"/>
+              </w:rPr>
+              <w:t xml:space="preserve"> dan </w:t>
+            </w:r>
+            <w:r>
+              <w:rPr>
+                <w:rFonts w:ascii="Consolas" w:hAnsi="Consolas"/>
+                <w:color w:val="C7254E"/>
+                <w:sz w:val="18"/>
+              </w:rPr>
+              <w:t>legalApproved</w:t>
+            </w:r>
+            <w:r>
+              <w:rPr>
+                <w:sz w:val="18"/>
+              </w:rPr>
+              <w:t>) terpenuhi, HR Admin dapat menjalankan eksekusi PHK final on-chain.</w:t>
             </w:r>
           </w:p>
         </w:tc>
@@ -17700,7 +18464,7 @@
               <w:rPr>
                 <w:sz w:val="18"/>
               </w:rPr>
-              <w:t xml:space="preserve">Legal Officer telah login dengan role </w:t>
+              <w:t xml:space="preserve">HR Admin telah login dengan role </w:t>
             </w:r>
             <w:r>
               <w:rPr>
@@ -17708,13 +18472,13 @@
                 <w:color w:val="C7254E"/>
                 <w:sz w:val="18"/>
               </w:rPr>
-              <w:t>legal</w:t>
-            </w:r>
-            <w:r>
-              <w:rPr>
-                <w:sz w:val="18"/>
-              </w:rPr>
-              <w:t xml:space="preserve">. Terdapat minimal satu proposal PHK dengan status </w:t>
+              <w:t>hr</w:t>
+            </w:r>
+            <w:r>
+              <w:rPr>
+                <w:sz w:val="18"/>
+              </w:rPr>
+              <w:t xml:space="preserve">. Terdapat minimal satu proposal PHK dengan </w:t>
             </w:r>
             <w:r>
               <w:rPr>
@@ -17722,13 +18486,27 @@
                 <w:color w:val="C7254E"/>
                 <w:sz w:val="18"/>
               </w:rPr>
-              <w:t>menunggu_persetujuan_legal</w:t>
-            </w:r>
-            <w:r>
-              <w:rPr>
-                <w:sz w:val="18"/>
-              </w:rPr>
-              <w:t xml:space="preserve"> di database. Proposal belum kedaluwarsa (masih dalam batas waktu persetujuan 30 hari).</w:t>
+              <w:t>hrApproved=true</w:t>
+            </w:r>
+            <w:r>
+              <w:rPr>
+                <w:sz w:val="18"/>
+              </w:rPr>
+              <w:t xml:space="preserve"> dan </w:t>
+            </w:r>
+            <w:r>
+              <w:rPr>
+                <w:rFonts w:ascii="Consolas" w:hAnsi="Consolas"/>
+                <w:color w:val="C7254E"/>
+                <w:sz w:val="18"/>
+              </w:rPr>
+              <w:t>legalApproved=false</w:t>
+            </w:r>
+            <w:r>
+              <w:rPr>
+                <w:sz w:val="18"/>
+              </w:rPr>
+              <w:t xml:space="preserve"> yang belum kedaluwarsa (dalam 7 hari sejak pengajuan).</w:t>
             </w:r>
           </w:p>
         </w:tc>
@@ -17755,23 +18533,17 @@
           <w:p>
             <w:r>
               <w:rPr>
-                <w:sz w:val="18"/>
-              </w:rPr>
-              <w:t xml:space="preserve">Status proposal PHK berubah menjadi </w:t>
-            </w:r>
-            <w:r>
-              <w:rPr>
                 <w:rFonts w:ascii="Consolas" w:hAnsi="Consolas"/>
                 <w:color w:val="C7254E"/>
                 <w:sz w:val="18"/>
               </w:rPr>
-              <w:t>disetujui</w:t>
-            </w:r>
-            <w:r>
-              <w:rPr>
-                <w:sz w:val="18"/>
-              </w:rPr>
-              <w:t xml:space="preserve"> atau </w:t>
+              <w:t>legalApproved</w:t>
+            </w:r>
+            <w:r>
+              <w:rPr>
+                <w:sz w:val="18"/>
+              </w:rPr>
+              <w:t xml:space="preserve"> berubah menjadi </w:t>
             </w:r>
             <w:r>
               <w:rPr>
@@ -17779,13 +18551,13 @@
                 <w:color w:val="C7254E"/>
                 <w:sz w:val="18"/>
               </w:rPr>
-              <w:t>ditolak</w:t>
-            </w:r>
-            <w:r>
-              <w:rPr>
-                <w:sz w:val="18"/>
-              </w:rPr>
-              <w:t>. Apabila disetujui, HR Admin dapat mengeksekusi PHK final yang akan mencabut SBT karyawan, menghentikan stream, dan mencairkan pesangon.</w:t>
+              <w:t>true</w:t>
+            </w:r>
+            <w:r>
+              <w:rPr>
+                <w:sz w:val="18"/>
+              </w:rPr>
+              <w:t xml:space="preserve"> on-chain. HR Admin dapat langsung melanjutkan ke eksekusi PHK final, yang akan mencabut SBT karyawan, menghentikan stream, dan mencairkan pesangon.</w:t>
             </w:r>
           </w:p>
         </w:tc>
@@ -17814,7 +18586,7 @@
               <w:rPr>
                 <w:sz w:val="18"/>
               </w:rPr>
-              <w:t xml:space="preserve">1. Legal Officer menerima notifikasi melalui email atau in-app bahwa ada proposal PHK yang memerlukan persetujuan. &lt;br&gt; 2. Legal Officer login dan mengakses halaman </w:t>
+              <w:t xml:space="preserve">1. HR Admin mengakses halaman </w:t>
             </w:r>
             <w:r>
               <w:rPr>
@@ -17828,7 +18600,7 @@
               <w:rPr>
                 <w:sz w:val="18"/>
               </w:rPr>
-              <w:t xml:space="preserve">, kemudian melihat daftar proposal dengan status "Menunggu Persetujuan Legal". &lt;br&gt; 3. Legal Officer mengklik proposal untuk melihat detail: nama karyawan, alasan PHK yang diajukan HR, tanggal efektif, catatan pendukung, dan riwayat kinerja karyawan. &lt;br&gt; 4. Legal Officer meninjau kelengkapan dokumen dan memastikan alasan PHK sesuai dengan ketentuan hukum ketenagakerjaan yang berlaku. &lt;br&gt; 5. Legal Officer mengklik "Setujui". Frontend memanggil </w:t>
+              <w:t xml:space="preserve"> dan melihat daftar proposal dengan status menunggu persetujuan kedua. &lt;br&gt; 2. HR Admin membuka detail proposal: nama karyawan, alasan PHK (dibaca dari </w:t>
             </w:r>
             <w:r>
               <w:rPr>
@@ -17836,13 +18608,13 @@
                 <w:color w:val="C7254E"/>
                 <w:sz w:val="18"/>
               </w:rPr>
-              <w:t>CompanyVault.approveTermination(employeeAddress)</w:t>
-            </w:r>
-            <w:r>
-              <w:rPr>
-                <w:sz w:val="18"/>
-              </w:rPr>
-              <w:t xml:space="preserve"> menggunakan akun Legal Officer yang memiliki </w:t>
+              <w:t>GET /termination/reason/:employeeAddress</w:t>
+            </w:r>
+            <w:r>
+              <w:rPr>
+                <w:sz w:val="18"/>
+              </w:rPr>
+              <w:t xml:space="preserve">), dan tanggal pengajuan. &lt;br&gt; 3. HR Admin mengklik "Setujui". Frontend memanggil </w:t>
             </w:r>
             <w:r>
               <w:rPr>
@@ -17850,13 +18622,13 @@
                 <w:color w:val="C7254E"/>
                 <w:sz w:val="18"/>
               </w:rPr>
-              <w:t>LEGAL_ROLE</w:t>
-            </w:r>
-            <w:r>
-              <w:rPr>
-                <w:sz w:val="18"/>
-              </w:rPr>
-              <w:t xml:space="preserve">. &lt;br&gt; 6. Smart contract memverifikasi bahwa pemanggil memiliki </w:t>
+              <w:t>CompanyVault.approveTermination(employeeAddress)</w:t>
+            </w:r>
+            <w:r>
+              <w:rPr>
+                <w:sz w:val="18"/>
+              </w:rPr>
+              <w:t xml:space="preserve">. &lt;br&gt; 4. Smart contract memverifikasi pemanggil memiliki </w:t>
             </w:r>
             <w:r>
               <w:rPr>
@@ -17870,7 +18642,7 @@
               <w:rPr>
                 <w:sz w:val="18"/>
               </w:rPr>
-              <w:t xml:space="preserve">, proposal masih aktif dan belum kedaluwarsa, serta Legal Officer ini belum pernah menyetujui proposal yang sama sebelumnya. &lt;br&gt; 7. Status proposal berubah menjadi </w:t>
+              <w:t xml:space="preserve">, proposal masih aktif dan belum kedaluwarsa, serta belum pernah disetujui sebelumnya dari langkah ini. &lt;br&gt; 5. </w:t>
             </w:r>
             <w:r>
               <w:rPr>
@@ -17878,13 +18650,55 @@
                 <w:color w:val="C7254E"/>
                 <w:sz w:val="18"/>
               </w:rPr>
-              <w:t>disetujui</w:t>
-            </w:r>
-            <w:r>
-              <w:rPr>
-                <w:sz w:val="18"/>
-              </w:rPr>
-              <w:t xml:space="preserve"> on-chain. &lt;br&gt; 8. Backend menerima webhook, memperbarui status di database, dan mengirimkan notifikasi ke HR Admin bahwa PHK siap dieksekusi. &lt;br&gt; 9. Frontend menampilkan konfirmasi "Persetujuan PHK berhasil diberikan. HR Admin akan mengeksekusi PHK secara final."</w:t>
+              <w:t>legalApproved</w:t>
+            </w:r>
+            <w:r>
+              <w:rPr>
+                <w:sz w:val="18"/>
+              </w:rPr>
+              <w:t xml:space="preserve"> berubah menjadi </w:t>
+            </w:r>
+            <w:r>
+              <w:rPr>
+                <w:rFonts w:ascii="Consolas" w:hAnsi="Consolas"/>
+                <w:color w:val="C7254E"/>
+                <w:sz w:val="18"/>
+              </w:rPr>
+              <w:t>true</w:t>
+            </w:r>
+            <w:r>
+              <w:rPr>
+                <w:sz w:val="18"/>
+              </w:rPr>
+              <w:t xml:space="preserve"> on-chain; event </w:t>
+            </w:r>
+            <w:r>
+              <w:rPr>
+                <w:rFonts w:ascii="Consolas" w:hAnsi="Consolas"/>
+                <w:color w:val="C7254E"/>
+                <w:sz w:val="18"/>
+              </w:rPr>
+              <w:t>TerminationApproved</w:t>
+            </w:r>
+            <w:r>
+              <w:rPr>
+                <w:sz w:val="18"/>
+              </w:rPr>
+              <w:t xml:space="preserve"> diterbitkan. &lt;br&gt; 6. Frontend menampilkan konfirmasi dan tombol "Eksekusi PHK" menjadi aktif. &lt;br&gt; 7. HR Admin mengklik "Eksekusi PHK" — memanggil </w:t>
+            </w:r>
+            <w:r>
+              <w:rPr>
+                <w:rFonts w:ascii="Consolas" w:hAnsi="Consolas"/>
+                <w:color w:val="C7254E"/>
+                <w:sz w:val="18"/>
+              </w:rPr>
+              <w:t>executeTermination(employeeAddress)</w:t>
+            </w:r>
+            <w:r>
+              <w:rPr>
+                <w:sz w:val="18"/>
+              </w:rPr>
+              <w:t>, yang menghitung pesangon, mencabut SBT, dan mentransfer dana pesangon ke karyawan dalam satu transaksi.</w:t>
             </w:r>
           </w:p>
         </w:tc>
@@ -17913,7 +18727,7 @@
               <w:rPr>
                 <w:sz w:val="18"/>
               </w:rPr>
-              <w:t xml:space="preserve">A1. Apabila Legal Officer menolak proposal, pada langkah 5 Legal Officer mengklik "Tolak" dan mengisi alasan penolakan secara tertulis. Frontend memanggil </w:t>
+              <w:t xml:space="preserve">A1. Tidak ada fungsi </w:t>
             </w:r>
             <w:r>
               <w:rPr>
@@ -17921,13 +18735,13 @@
                 <w:color w:val="C7254E"/>
                 <w:sz w:val="18"/>
               </w:rPr>
-              <w:t>CompanyVault.rejectTermination(employeeAddress, reason)</w:t>
-            </w:r>
-            <w:r>
-              <w:rPr>
-                <w:sz w:val="18"/>
-              </w:rPr>
-              <w:t xml:space="preserve">. Status proposal berubah menjadi </w:t>
+              <w:t>rejectTermination()</w:t>
+            </w:r>
+            <w:r>
+              <w:rPr>
+                <w:sz w:val="18"/>
+              </w:rPr>
+              <w:t xml:space="preserve"> pada kontrak — untuk membatalkan proposal sebelum persetujuan kedua, HR Admin memanggil </w:t>
             </w:r>
             <w:r>
               <w:rPr>
@@ -17935,13 +18749,13 @@
                 <w:color w:val="C7254E"/>
                 <w:sz w:val="18"/>
               </w:rPr>
-              <w:t>ditolak_legal</w:t>
-            </w:r>
-            <w:r>
-              <w:rPr>
-                <w:sz w:val="18"/>
-              </w:rPr>
-              <w:t>. HR Admin menerima notifikasi penolakan beserta alasannya dan dapat mengajukan proposal baru dengan perbaikan.</w:t>
+              <w:t>cancelProposal(employeeAddress)</w:t>
+            </w:r>
+            <w:r>
+              <w:rPr>
+                <w:sz w:val="18"/>
+              </w:rPr>
+              <w:t xml:space="preserve"> (lihat UC-06, A1). Sistem tidak menyediakan mekanisme "tolak dengan alasan" yang terpisah dari pembatalan.</w:t>
             </w:r>
           </w:p>
         </w:tc>
@@ -17970,7 +18784,7 @@
               <w:rPr>
                 <w:sz w:val="18"/>
               </w:rPr>
-              <w:t>E1. Apabila Legal Officer yang sama mencoba menyetujui proposal yang sudah pernah disetujui oleh akun mereka sebelumnya (</w:t>
+              <w:t>E1. Apabila persetujuan kedua untuk proposal yang sama sudah pernah diberikan (</w:t>
             </w:r>
             <w:r>
               <w:rPr>
@@ -17984,7 +18798,7 @@
               <w:rPr>
                 <w:sz w:val="18"/>
               </w:rPr>
-              <w:t>), smart contract menolak dan mengembalikan error. Frontend menampilkan pesan "Anda sudah memberikan persetujuan untuk proposal PHK ini sebelumnya." &lt;br&gt; E2. Apabila proposal PHK telah melampaui batas waktu persetujuan yang ditetapkan (</w:t>
+              <w:t>), smart contract menolak dan mengembalikan error. Frontend menampilkan pesan "Persetujuan untuk proposal PHK ini sudah pernah diberikan sebelumnya." &lt;br&gt; E2. Apabila proposal PHK telah melampaui batas waktu 7 hari (</w:t>
             </w:r>
             <w:r>
               <w:rPr>
@@ -17998,7 +18812,7 @@
               <w:rPr>
                 <w:sz w:val="18"/>
               </w:rPr>
-              <w:t xml:space="preserve">), smart contract menolak aksi approval. Frontend menampilkan pesan "Proposal PHK ini telah kedaluwarsa. HR Admin perlu mengajukan proposal baru." &lt;br&gt; E3. Apabila Legal Officer tidak memiliki </w:t>
+              <w:t xml:space="preserve">), smart contract menolak aksi approval. Frontend menampilkan pesan "Proposal PHK ini telah kedaluwarsa. HR Admin perlu mengajukan proposal baru." &lt;br&gt; E3. Apabila pemanggil tidak memiliki </w:t>
             </w:r>
             <w:r>
               <w:rPr>
@@ -18026,7 +18840,35 @@
               <w:rPr>
                 <w:sz w:val="18"/>
               </w:rPr>
-              <w:t>), transaksi akan di-revert. Frontend menampilkan pesan "Akses ditolak. Anda tidak memiliki wewenang sebagai Legal Officer untuk menyetujui PHK."</w:t>
+              <w:t xml:space="preserve">), transaksi akan di-revert. Frontend menampilkan pesan "Akses ditolak. Alamat ini tidak memiliki wewenang LEGAL_ROLE untuk menyetujui PHK." Ini adalah satu-satunya jalur bagi alamat terpisah (bukan HR Admin) yang diberi </w:t>
+            </w:r>
+            <w:r>
+              <w:rPr>
+                <w:rFonts w:ascii="Consolas" w:hAnsi="Consolas"/>
+                <w:color w:val="C7254E"/>
+                <w:sz w:val="18"/>
+              </w:rPr>
+              <w:t>LEGAL_ROLE</w:t>
+            </w:r>
+            <w:r>
+              <w:rPr>
+                <w:sz w:val="18"/>
+              </w:rPr>
+              <w:t xml:space="preserve"> via </w:t>
+            </w:r>
+            <w:r>
+              <w:rPr>
+                <w:rFonts w:ascii="Consolas" w:hAnsi="Consolas"/>
+                <w:color w:val="C7254E"/>
+                <w:sz w:val="18"/>
+              </w:rPr>
+              <w:t>/hr/settings</w:t>
+            </w:r>
+            <w:r>
+              <w:rPr>
+                <w:sz w:val="18"/>
+              </w:rPr>
+              <w:t xml:space="preserve"> untuk berinteraksi dengan fungsi ini — melalui panggilan kontrak langsung di luar aplikasi, karena frontend tidak merutekan mereka ke halaman ini (lihat §3.1).</w:t>
             </w:r>
           </w:p>
         </w:tc>

--- a/docs/SKPL.docx
+++ b/docs/SKPL.docx
@@ -860,7 +860,7 @@
         <w:spacing w:after="120"/>
       </w:pPr>
       <w:r>
-        <w:t>Ruang lingkup sistem Payana mencakup sebelas fungsi utama yang dikelompokkan ke dalam tujuh modul:</w:t>
+        <w:t>Ruang lingkup sistem Payana mencakup dua belas fungsi utama yang dikelompokkan ke dalam delapan modul:</w:t>
       </w:r>
     </w:p>
     <w:p>
@@ -992,6 +992,42 @@
       </w:r>
       <w:r>
         <w:t xml:space="preserve"> Jejak audit aktivitas HR yang immutable dan sistem notifikasi in-app.</w:t>
+      </w:r>
+    </w:p>
+    <w:p>
+      <w:pPr>
+        <w:pStyle w:val="ListNumber"/>
+      </w:pPr>
+      <w:r>
+        <w:rPr>
+          <w:b/>
+        </w:rPr>
+        <w:t>Modul Keamanan Vault (U):</w:t>
+      </w:r>
+      <w:r>
+        <w:t xml:space="preserve"> Deteksi anomali otomatis untuk pola yang konsisten dengan wallet HR yang dikompromikan — penarikan vault tidak wajar, perubahan peran (</w:t>
+      </w:r>
+      <w:r>
+        <w:rPr>
+          <w:rFonts w:ascii="Consolas" w:hAnsi="Consolas"/>
+          <w:color w:val="C7254E"/>
+          <w:sz w:val="18"/>
+        </w:rPr>
+        <w:t>HR_ROLE</w:t>
+      </w:r>
+      <w:r>
+        <w:t>/</w:t>
+      </w:r>
+      <w:r>
+        <w:rPr>
+          <w:rFonts w:ascii="Consolas" w:hAnsi="Consolas"/>
+          <w:color w:val="C7254E"/>
+          <w:sz w:val="18"/>
+        </w:rPr>
+        <w:t>DEFAULT_ADMIN_ROLE</w:t>
+      </w:r>
+      <w:r>
+        <w:t>) mendadak ke alamat tak dikenal, dan aktivitas sensitif beruntun — beserta antarmuka Owner untuk meninjau dan menandai selesai setiap alert.</w:t>
       </w:r>
     </w:p>
     <w:p>
@@ -3917,7 +3953,7 @@
         <w:t>Bab 2 — Deskripsi Umum Kebutuhan</w:t>
       </w:r>
       <w:r>
-        <w:t xml:space="preserve"> memberikan gambaran makro tentang sistem Payana tanpa masuk ke spesifikasi detail. Bab ini menjelaskan posisi Payana dalam ekosistem teknologi yang lebih luas dan hubungan antar komponen arsitekturalnya (Bagian 2.1), merangkum sebelas fungsi produk beserta rasional keberadaannya (Bagian 2.2), mendeskripsikan karakteristik empat kelompok pengguna utama beserta hak aksesnya (Bagian 2.3), mengidentifikasi kekangan teknis, regulasi, dan bisnis yang membatasi ruang solusi (Bagian 2.4), serta mendaftarkan asumsi dan kebergantungan eksternal yang harus terpenuhi agar sistem berfungsi (Bagian 2.5).</w:t>
+        <w:t xml:space="preserve"> memberikan gambaran makro tentang sistem Payana tanpa masuk ke spesifikasi detail. Bab ini menjelaskan posisi Payana dalam ekosistem teknologi yang lebih luas dan hubungan antar komponen arsitekturalnya (Bagian 2.1), merangkum dua belas fungsi produk beserta rasional keberadaannya (Bagian 2.2), mendeskripsikan karakteristik empat kelompok pengguna utama beserta hak aksesnya (Bagian 2.3), mengidentifikasi kekangan teknis, regulasi, dan bisnis yang membatasi ruang solusi (Bagian 2.4), serta mendaftarkan asumsi dan kebergantungan eksternal yang harus terpenuhi agar sistem berfungsi (Bagian 2.5).</w:t>
       </w:r>
     </w:p>
     <w:p>
@@ -4863,6 +4899,154 @@
       </w:pPr>
       <w:r>
         <w:t>Rasional   : Persyaratan memiliki ETH sebagai biaya gas merupakan hambatan onboarding terbesar bagi pengguna non-kripto. Dengan menanggung biaya gas, perusahaan menjamin bahwa karyawan dapat mengakses hak gajinya kapan saja tanpa biaya tambahan apapun, sesuai dengan proposisi nilai "zero Web3 knowledge required".</w:t>
+      </w:r>
+    </w:p>
+    <w:p>
+      <w:pPr>
+        <w:spacing w:after="120"/>
+      </w:pPr>
+      <w:r>
+        <w:rPr>
+          <w:b/>
+        </w:rPr>
+        <w:t>12. Deteksi Anomali Keamanan Vault</w:t>
+      </w:r>
+    </w:p>
+    <w:p>
+      <w:pPr>
+        <w:spacing w:after="120"/>
+      </w:pPr>
+      <w:r>
+        <w:t xml:space="preserve">Deskripsi  : Sistem memantau event on-chain dari setiap </w:t>
+      </w:r>
+      <w:r>
+        <w:rPr>
+          <w:rFonts w:ascii="Consolas" w:hAnsi="Consolas"/>
+          <w:color w:val="C7254E"/>
+          <w:sz w:val="18"/>
+        </w:rPr>
+        <w:t>CompanyVault</w:t>
+      </w:r>
+      <w:r>
+        <w:t xml:space="preserve"> secara berkala (siklus 2 menit) untuk tiga pola yang konsisten dengan wallet HR yang dikompromikan: (1) penarikan vault (</w:t>
+      </w:r>
+      <w:r>
+        <w:rPr>
+          <w:rFonts w:ascii="Consolas" w:hAnsi="Consolas"/>
+          <w:color w:val="C7254E"/>
+          <w:sz w:val="18"/>
+        </w:rPr>
+        <w:t>withdrawVault()</w:t>
+      </w:r>
+      <w:r>
+        <w:t xml:space="preserve">) dengan jumlah jauh di atas rata-rata historis vault tersebut atau ke alamat penerima yang belum pernah menerima penarikan sebelumnya (termasuk penarikan pertama yang pernah tercatat, yang secara definisi tidak punya penerima yang terverifikasi); (2) pemberian peran </w:t>
+      </w:r>
+      <w:r>
+        <w:rPr>
+          <w:rFonts w:ascii="Consolas" w:hAnsi="Consolas"/>
+          <w:color w:val="C7254E"/>
+          <w:sz w:val="18"/>
+        </w:rPr>
+        <w:t>HR_ROLE</w:t>
+      </w:r>
+      <w:r>
+        <w:t>/</w:t>
+      </w:r>
+      <w:r>
+        <w:rPr>
+          <w:rFonts w:ascii="Consolas" w:hAnsi="Consolas"/>
+          <w:color w:val="C7254E"/>
+          <w:sz w:val="18"/>
+        </w:rPr>
+        <w:t>DEFAULT_ADMIN_ROLE</w:t>
+      </w:r>
+      <w:r>
+        <w:t xml:space="preserve"> ke alamat yang bukan </w:t>
+      </w:r>
+      <w:r>
+        <w:rPr>
+          <w:rFonts w:ascii="Consolas" w:hAnsi="Consolas"/>
+          <w:color w:val="C7254E"/>
+          <w:sz w:val="18"/>
+        </w:rPr>
+        <w:t>hrAuthority</w:t>
+      </w:r>
+      <w:r>
+        <w:t xml:space="preserve"> terdaftar untuk vault tersebut; (3) rangkaian ≥3 aksi sensitif (penarikan/perubahan peran) dari satu vault dalam satu siklus pemeriksaan. Setiap anomali tersimpan sebagai alert terstruktur (jenis, tingkat keparahan, detail, tautan transaksi) yang dapat ditinjau dan ditandai selesai oleh Owner SaaS melalui </w:t>
+      </w:r>
+      <w:r>
+        <w:rPr>
+          <w:rFonts w:ascii="Consolas" w:hAnsi="Consolas"/>
+          <w:color w:val="C7254E"/>
+          <w:sz w:val="18"/>
+        </w:rPr>
+        <w:t>/owner/security</w:t>
+      </w:r>
+      <w:r>
+        <w:t>, serta didorong sebagai notifikasi in-app real-time.</w:t>
+      </w:r>
+    </w:p>
+    <w:p>
+      <w:pPr>
+        <w:spacing w:after="120"/>
+      </w:pPr>
+      <w:r>
+        <w:t xml:space="preserve">Rasional   : Wallet HR yang dikompromikan (phishing, malware, kebocoran kunci privat) adalah risiko keamanan yang tidak dapat dicegah sepenuhnya oleh kontrol akses on-chain saja — begitu penyerang menguasai kunci privat HR, seluruh operasi </w:t>
+      </w:r>
+      <w:r>
+        <w:rPr>
+          <w:rFonts w:ascii="Consolas" w:hAnsi="Consolas"/>
+          <w:color w:val="C7254E"/>
+          <w:sz w:val="18"/>
+        </w:rPr>
+        <w:t>onlyHR</w:t>
+      </w:r>
+      <w:r>
+        <w:t>/</w:t>
+      </w:r>
+      <w:r>
+        <w:rPr>
+          <w:rFonts w:ascii="Consolas" w:hAnsi="Consolas"/>
+          <w:color w:val="C7254E"/>
+          <w:sz w:val="18"/>
+        </w:rPr>
+        <w:t>DEFAULT_ADMIN_ROLE</w:t>
+      </w:r>
+      <w:r>
+        <w:t xml:space="preserve"> (termasuk </w:t>
+      </w:r>
+      <w:r>
+        <w:rPr>
+          <w:rFonts w:ascii="Consolas" w:hAnsi="Consolas"/>
+          <w:color w:val="C7254E"/>
+          <w:sz w:val="18"/>
+        </w:rPr>
+        <w:t>withdrawVault()</w:t>
+      </w:r>
+      <w:r>
+        <w:t xml:space="preserve"> dan </w:t>
+      </w:r>
+      <w:r>
+        <w:rPr>
+          <w:rFonts w:ascii="Consolas" w:hAnsi="Consolas"/>
+          <w:color w:val="C7254E"/>
+          <w:sz w:val="18"/>
+        </w:rPr>
+        <w:t>grantRole()</w:t>
+      </w:r>
+      <w:r>
+        <w:t>) tampak sah secara kriptografis. Lapisan deteksi anomali off-chain memberi Owner SaaS visibilitas dan waktu respons terhadap eksploitasi yang sedang berlangsung, alih-alih hanya mengetahuinya setelah dana hilang. Fitur ini divalidasi dengan simulasi serangan nyata di Base Sepolia (</w:t>
+      </w:r>
+      <w:r>
+        <w:rPr>
+          <w:rFonts w:ascii="Consolas" w:hAnsi="Consolas"/>
+          <w:color w:val="C7254E"/>
+          <w:sz w:val="18"/>
+        </w:rPr>
+        <w:t>testing-scripts/attacker-sim.mjs</w:t>
+      </w:r>
+      <w:r>
+        <w:t>) — lihat PDHUPL_v2.md KU-32.</w:t>
       </w:r>
     </w:p>
     <w:p>
@@ -13429,6 +13613,439 @@
         <w:pStyle w:val="Heading3"/>
       </w:pPr>
       <w:r>
+        <w:t>Kelompok U: Deteksi Anomali Keamanan Vault</w:t>
+      </w:r>
+    </w:p>
+    <w:p>
+      <w:pPr>
+        <w:spacing w:after="120"/>
+      </w:pPr>
+      <w:r>
+        <w:t xml:space="preserve">Kelompok ini mendefinisikan kebutuhan fungsional untuk pemantauan otomatis terhadap event on-chain setiap </w:t>
+      </w:r>
+      <w:r>
+        <w:rPr>
+          <w:rFonts w:ascii="Consolas" w:hAnsi="Consolas"/>
+          <w:color w:val="C7254E"/>
+          <w:sz w:val="18"/>
+        </w:rPr>
+        <w:t>CompanyVault</w:t>
+      </w:r>
+      <w:r>
+        <w:t>, mendeteksi pola yang konsisten dengan wallet HR yang dikompromikan, dan menyediakan antarmuka Owner SaaS untuk meninjau serta menindaklanjuti setiap temuan.</w:t>
+      </w:r>
+    </w:p>
+    <w:p>
+      <w:r>
+        <w:br w:type="page"/>
+      </w:r>
+    </w:p>
+    <w:p>
+      <w:pPr>
+        <w:pStyle w:val="Heading4"/>
+      </w:pPr>
+      <w:r>
+        <w:t>3.2.41. Deteksi Penarikan Vault Tidak Wajar</w:t>
+      </w:r>
+    </w:p>
+    <w:p>
+      <w:pPr>
+        <w:spacing w:after="120"/>
+      </w:pPr>
+      <w:r>
+        <w:t>ID Requirement : FR-PAYANA-2101</w:t>
+      </w:r>
+    </w:p>
+    <w:p>
+      <w:pPr>
+        <w:spacing w:after="120"/>
+      </w:pPr>
+      <w:r>
+        <w:t xml:space="preserve">Deskripsi      : Sistem harus memeriksa setiap event </w:t>
+      </w:r>
+      <w:r>
+        <w:rPr>
+          <w:rFonts w:ascii="Consolas" w:hAnsi="Consolas"/>
+          <w:color w:val="C7254E"/>
+          <w:sz w:val="18"/>
+        </w:rPr>
+        <w:t>VaultWithdrawn</w:t>
+      </w:r>
+      <w:r>
+        <w:t xml:space="preserve"> baru pada siklus 2 menit dan membandingkannya dengan riwayat penarikan vault yang sama. Sistem harus menghasilkan alert </w:t>
+      </w:r>
+      <w:r>
+        <w:rPr>
+          <w:rFonts w:ascii="Consolas" w:hAnsi="Consolas"/>
+          <w:color w:val="C7254E"/>
+          <w:sz w:val="18"/>
+        </w:rPr>
+        <w:t>SUSPICIOUS_WITHDRAWAL</w:t>
+      </w:r>
+      <w:r>
+        <w:t xml:space="preserve"> apabila: (a) vault belum pernah memiliki riwayat penarikan sebelumnya (penerima secara definisi belum terverifikasi); (b) jumlah penarikan melebihi 3 kali rata-rata historis vault tersebut; atau (c) alamat penerima belum pernah menerima penarikan dari vault tersebut sebelumnya. Tingkat keparahan </w:t>
+      </w:r>
+      <w:r>
+        <w:rPr>
+          <w:rFonts w:ascii="Consolas" w:hAnsi="Consolas"/>
+          <w:color w:val="C7254E"/>
+          <w:sz w:val="18"/>
+        </w:rPr>
+        <w:t>critical</w:t>
+      </w:r>
+      <w:r>
+        <w:t xml:space="preserve"> diberikan apabila lebih dari satu kondisi terpenuhi sekaligus, selain itu </w:t>
+      </w:r>
+      <w:r>
+        <w:rPr>
+          <w:rFonts w:ascii="Consolas" w:hAnsi="Consolas"/>
+          <w:color w:val="C7254E"/>
+          <w:sz w:val="18"/>
+        </w:rPr>
+        <w:t>high</w:t>
+      </w:r>
+      <w:r>
+        <w:t>.</w:t>
+      </w:r>
+    </w:p>
+    <w:p>
+      <w:pPr>
+        <w:spacing w:after="120"/>
+      </w:pPr>
+      <w:r>
+        <w:t xml:space="preserve">Rasional   : </w:t>
+      </w:r>
+      <w:r>
+        <w:rPr>
+          <w:rFonts w:ascii="Consolas" w:hAnsi="Consolas"/>
+          <w:color w:val="C7254E"/>
+          <w:sz w:val="18"/>
+        </w:rPr>
+        <w:t>withdrawVault()</w:t>
+      </w:r>
+      <w:r>
+        <w:t xml:space="preserve"> hanya dapat dipanggil oleh </w:t>
+      </w:r>
+      <w:r>
+        <w:rPr>
+          <w:rFonts w:ascii="Consolas" w:hAnsi="Consolas"/>
+          <w:color w:val="C7254E"/>
+          <w:sz w:val="18"/>
+        </w:rPr>
+        <w:t>HR_ROLE</w:t>
+      </w:r>
+      <w:r>
+        <w:t>, sehingga secara kriptografis selalu tampak sah — pembeda antara penarikan legitimate dan penarikan hasil kompromi kunci privat HR hanya bisa dideteksi dari pola perilaku (jumlah dan tujuan), bukan dari validitas tanda tangan.</w:t>
+      </w:r>
+    </w:p>
+    <w:p>
+      <w:r>
+        <w:br w:type="page"/>
+      </w:r>
+    </w:p>
+    <w:p>
+      <w:pPr>
+        <w:pStyle w:val="Heading4"/>
+      </w:pPr>
+      <w:r>
+        <w:t>3.2.42. Deteksi Perubahan Peran Tidak Terduga</w:t>
+      </w:r>
+    </w:p>
+    <w:p>
+      <w:pPr>
+        <w:spacing w:after="120"/>
+      </w:pPr>
+      <w:r>
+        <w:t>ID Requirement : FR-PAYANA-2102</w:t>
+      </w:r>
+    </w:p>
+    <w:p>
+      <w:pPr>
+        <w:spacing w:after="120"/>
+      </w:pPr>
+      <w:r>
+        <w:t xml:space="preserve">Deskripsi      : Sistem harus memeriksa setiap event </w:t>
+      </w:r>
+      <w:r>
+        <w:rPr>
+          <w:rFonts w:ascii="Consolas" w:hAnsi="Consolas"/>
+          <w:color w:val="C7254E"/>
+          <w:sz w:val="18"/>
+        </w:rPr>
+        <w:t>RoleGranted</w:t>
+      </w:r>
+      <w:r>
+        <w:t xml:space="preserve"> baru pada </w:t>
+      </w:r>
+      <w:r>
+        <w:rPr>
+          <w:rFonts w:ascii="Consolas" w:hAnsi="Consolas"/>
+          <w:color w:val="C7254E"/>
+          <w:sz w:val="18"/>
+        </w:rPr>
+        <w:t>CompanyVault</w:t>
+      </w:r>
+      <w:r>
+        <w:t xml:space="preserve"> (termasuk peran bawaan </w:t>
+      </w:r>
+      <w:r>
+        <w:rPr>
+          <w:rFonts w:ascii="Consolas" w:hAnsi="Consolas"/>
+          <w:color w:val="C7254E"/>
+          <w:sz w:val="18"/>
+        </w:rPr>
+        <w:t>AccessControl</w:t>
+      </w:r>
+      <w:r>
+        <w:t xml:space="preserve"> milik OpenZeppelin yang diwarisi kontrak) pada siklus 2 menit. Sistem harus menghasilkan alert </w:t>
+      </w:r>
+      <w:r>
+        <w:rPr>
+          <w:rFonts w:ascii="Consolas" w:hAnsi="Consolas"/>
+          <w:color w:val="C7254E"/>
+          <w:sz w:val="18"/>
+        </w:rPr>
+        <w:t>UNEXPECTED_ROLE_GRANT</w:t>
+      </w:r>
+      <w:r>
+        <w:t xml:space="preserve"> apabila peran diberikan ke alamat yang bukan </w:t>
+      </w:r>
+      <w:r>
+        <w:rPr>
+          <w:rFonts w:ascii="Consolas" w:hAnsi="Consolas"/>
+          <w:color w:val="C7254E"/>
+          <w:sz w:val="18"/>
+        </w:rPr>
+        <w:t>hrAuthority</w:t>
+      </w:r>
+      <w:r>
+        <w:t xml:space="preserve"> terdaftar untuk vault tersebut. Tingkat keparahan </w:t>
+      </w:r>
+      <w:r>
+        <w:rPr>
+          <w:rFonts w:ascii="Consolas" w:hAnsi="Consolas"/>
+          <w:color w:val="C7254E"/>
+          <w:sz w:val="18"/>
+        </w:rPr>
+        <w:t>critical</w:t>
+      </w:r>
+      <w:r>
+        <w:t xml:space="preserve"> diberikan untuk </w:t>
+      </w:r>
+      <w:r>
+        <w:rPr>
+          <w:rFonts w:ascii="Consolas" w:hAnsi="Consolas"/>
+          <w:color w:val="C7254E"/>
+          <w:sz w:val="18"/>
+        </w:rPr>
+        <w:t>HR_ROLE</w:t>
+      </w:r>
+      <w:r>
+        <w:t xml:space="preserve"> atau </w:t>
+      </w:r>
+      <w:r>
+        <w:rPr>
+          <w:rFonts w:ascii="Consolas" w:hAnsi="Consolas"/>
+          <w:color w:val="C7254E"/>
+          <w:sz w:val="18"/>
+        </w:rPr>
+        <w:t>DEFAULT_ADMIN_ROLE</w:t>
+      </w:r>
+      <w:r>
+        <w:t xml:space="preserve"> (peran admin inti); tingkat keparahan </w:t>
+      </w:r>
+      <w:r>
+        <w:rPr>
+          <w:rFonts w:ascii="Consolas" w:hAnsi="Consolas"/>
+          <w:color w:val="C7254E"/>
+          <w:sz w:val="18"/>
+        </w:rPr>
+        <w:t>medium</w:t>
+      </w:r>
+      <w:r>
+        <w:t xml:space="preserve"> diberikan untuk </w:t>
+      </w:r>
+      <w:r>
+        <w:rPr>
+          <w:rFonts w:ascii="Consolas" w:hAnsi="Consolas"/>
+          <w:color w:val="C7254E"/>
+          <w:sz w:val="18"/>
+        </w:rPr>
+        <w:t>LEGAL_ROLE</w:t>
+      </w:r>
+      <w:r>
+        <w:t xml:space="preserve"> (delegasi ke pihak legal terpisah adalah skenario yang lebih wajar, meski tetap dicatat untuk visibilitas).</w:t>
+      </w:r>
+    </w:p>
+    <w:p>
+      <w:pPr>
+        <w:spacing w:after="120"/>
+      </w:pPr>
+      <w:r>
+        <w:t xml:space="preserve">Rasional   : Pemberian </w:t>
+      </w:r>
+      <w:r>
+        <w:rPr>
+          <w:rFonts w:ascii="Consolas" w:hAnsi="Consolas"/>
+          <w:color w:val="C7254E"/>
+          <w:sz w:val="18"/>
+        </w:rPr>
+        <w:t>HR_ROLE</w:t>
+      </w:r>
+      <w:r>
+        <w:t>/</w:t>
+      </w:r>
+      <w:r>
+        <w:rPr>
+          <w:rFonts w:ascii="Consolas" w:hAnsi="Consolas"/>
+          <w:color w:val="C7254E"/>
+          <w:sz w:val="18"/>
+        </w:rPr>
+        <w:t>DEFAULT_ADMIN_ROLE</w:t>
+      </w:r>
+      <w:r>
+        <w:t xml:space="preserve"> ke alamat baru adalah indikator kompromi yang paling kuat — ini adalah langkah yang secara khas diambil penyerang untuk membangun akses persisten (backdoor) yang bertahan meski kunci HR asli kemudian diputar/dicabut.</w:t>
+      </w:r>
+    </w:p>
+    <w:p>
+      <w:r>
+        <w:br w:type="page"/>
+      </w:r>
+    </w:p>
+    <w:p>
+      <w:pPr>
+        <w:pStyle w:val="Heading4"/>
+      </w:pPr>
+      <w:r>
+        <w:t>3.2.43. Deteksi Aktivitas Sensitif Beruntun</w:t>
+      </w:r>
+    </w:p>
+    <w:p>
+      <w:pPr>
+        <w:spacing w:after="120"/>
+      </w:pPr>
+      <w:r>
+        <w:t>ID Requirement : FR-PAYANA-2103</w:t>
+      </w:r>
+    </w:p>
+    <w:p>
+      <w:pPr>
+        <w:spacing w:after="120"/>
+      </w:pPr>
+      <w:r>
+        <w:t xml:space="preserve">Deskripsi      : Sistem harus menghitung jumlah aksi sensitif (penarikan vault dan perubahan peran yang diberikan) dari satu vault dalam satu siklus pemeriksaan (2 menit). Sistem harus menghasilkan alert </w:t>
+      </w:r>
+      <w:r>
+        <w:rPr>
+          <w:rFonts w:ascii="Consolas" w:hAnsi="Consolas"/>
+          <w:color w:val="C7254E"/>
+          <w:sz w:val="18"/>
+        </w:rPr>
+        <w:t>HIGH_FREQUENCY_ACTIVITY</w:t>
+      </w:r>
+      <w:r>
+        <w:t xml:space="preserve"> dengan tingkat keparahan </w:t>
+      </w:r>
+      <w:r>
+        <w:rPr>
+          <w:rFonts w:ascii="Consolas" w:hAnsi="Consolas"/>
+          <w:color w:val="C7254E"/>
+          <w:sz w:val="18"/>
+        </w:rPr>
+        <w:t>high</w:t>
+      </w:r>
+      <w:r>
+        <w:t xml:space="preserve"> apabila jumlah tersebut mencapai atau melebihi 3.</w:t>
+      </w:r>
+    </w:p>
+    <w:p>
+      <w:pPr>
+        <w:spacing w:after="120"/>
+      </w:pPr>
+      <w:r>
+        <w:t>Rasional   : Penyerang yang sudah menguasai kunci HR biasanya bertindak cepat sebelum terdeteksi — rangkaian aksi sensitif dalam waktu singkat adalah sinyal tambahan yang independen dari besaran/tujuan masing-masing transaksi individual.</w:t>
+      </w:r>
+    </w:p>
+    <w:p>
+      <w:r>
+        <w:br w:type="page"/>
+      </w:r>
+    </w:p>
+    <w:p>
+      <w:pPr>
+        <w:pStyle w:val="Heading4"/>
+      </w:pPr>
+      <w:r>
+        <w:t>3.2.44. Tinjauan dan Penyelesaian Alert Keamanan oleh Owner SaaS</w:t>
+      </w:r>
+    </w:p>
+    <w:p>
+      <w:pPr>
+        <w:spacing w:after="120"/>
+      </w:pPr>
+      <w:r>
+        <w:t>ID Requirement : FR-PAYANA-2104</w:t>
+      </w:r>
+    </w:p>
+    <w:p>
+      <w:pPr>
+        <w:spacing w:after="120"/>
+      </w:pPr>
+      <w:r>
+        <w:t xml:space="preserve">Deskripsi      : Sistem harus memampukan Owner SaaS untuk melihat seluruh alert keamanan (aktif dan riwayat) melalui </w:t>
+      </w:r>
+      <w:r>
+        <w:rPr>
+          <w:rFonts w:ascii="Consolas" w:hAnsi="Consolas"/>
+          <w:color w:val="C7254E"/>
+          <w:sz w:val="18"/>
+        </w:rPr>
+        <w:t>GET /security/alerts</w:t>
+      </w:r>
+      <w:r>
+        <w:t xml:space="preserve">, terurut dengan alert yang belum ditangani ditampilkan lebih dulu. Owner SaaS harus dapat menandai satu alert sebagai selesai ditangani melalui </w:t>
+      </w:r>
+      <w:r>
+        <w:rPr>
+          <w:rFonts w:ascii="Consolas" w:hAnsi="Consolas"/>
+          <w:color w:val="C7254E"/>
+          <w:sz w:val="18"/>
+        </w:rPr>
+        <w:t>PATCH /security/alerts/:id/resolve</w:t>
+      </w:r>
+      <w:r>
+        <w:t>. Endpoint ini harus ditolak (403 Forbidden) untuk pemanggil yang bukan Owner SaaS. Setiap alert baru juga didorong sebagai notifikasi in-app real-time (</w:t>
+      </w:r>
+      <w:r>
+        <w:rPr>
+          <w:rFonts w:ascii="Consolas" w:hAnsi="Consolas"/>
+          <w:color w:val="C7254E"/>
+          <w:sz w:val="18"/>
+        </w:rPr>
+        <w:t>SECURITY_ANOMALY</w:t>
+      </w:r>
+      <w:r>
+        <w:t>) ke Owner SaaS.</w:t>
+      </w:r>
+    </w:p>
+    <w:p>
+      <w:pPr>
+        <w:spacing w:after="120"/>
+      </w:pPr>
+      <w:r>
+        <w:t>Rasional   : Deteksi otomatis tanpa jalur tindak lanjut yang jelas tidak memberikan nilai operasional — Owner SaaS memerlukan satu tempat tunggal untuk meninjau seluruh sinyal keamanan lintas tenant dan mencatat bahwa suatu temuan sudah ditindaklanjuti (baik berupa investigasi manual maupun tindakan lain di luar sistem).</w:t>
+      </w:r>
+    </w:p>
+    <w:p>
+      <w:r>
+        <w:br w:type="page"/>
+      </w:r>
+    </w:p>
+    <w:p>
+      <w:pPr>
+        <w:pStyle w:val="Heading3"/>
+      </w:pPr>
+      <w:r>
         <w:t>3.3 Diagram Use Case</w:t>
       </w:r>
     </w:p>
@@ -14952,6 +15569,60 @@
           </w:p>
         </w:tc>
       </w:tr>
+      <w:tr>
+        <w:tc>
+          <w:tcPr>
+            <w:tcW w:type="dxa" w:w="2340"/>
+          </w:tcPr>
+          <w:p>
+            <w:r>
+              <w:rPr>
+                <w:sz w:val="18"/>
+              </w:rPr>
+              <w:t>UC-30</w:t>
+            </w:r>
+          </w:p>
+        </w:tc>
+        <w:tc>
+          <w:tcPr>
+            <w:tcW w:type="dxa" w:w="2340"/>
+          </w:tcPr>
+          <w:p>
+            <w:r>
+              <w:rPr>
+                <w:sz w:val="18"/>
+              </w:rPr>
+              <w:t>Deteksi Anomali &amp; Tinjauan Keamanan Vault</w:t>
+            </w:r>
+          </w:p>
+        </w:tc>
+        <w:tc>
+          <w:tcPr>
+            <w:tcW w:type="dxa" w:w="2340"/>
+          </w:tcPr>
+          <w:p>
+            <w:r>
+              <w:rPr>
+                <w:sz w:val="18"/>
+              </w:rPr>
+              <w:t>Owner SaaS</w:t>
+            </w:r>
+          </w:p>
+        </w:tc>
+        <w:tc>
+          <w:tcPr>
+            <w:tcW w:type="dxa" w:w="2340"/>
+          </w:tcPr>
+          <w:p>
+            <w:r>
+              <w:rPr>
+                <w:sz w:val="18"/>
+              </w:rPr>
+              <w:t>FR-PAYANA-2101, 2102, 2103, 2104</w:t>
+            </w:r>
+          </w:p>
+        </w:tc>
+      </w:tr>
     </w:tbl>
     <w:p>
       <w:pPr>
@@ -15067,6 +15738,8 @@
         <w:t xml:space="preserve">    OWNER --&gt; UC15["UC-15\nDeploy Company\nVault Baru"]</w:t>
         <w:br/>
         <w:t xml:space="preserve">    OWNER --&gt; UC20["UC-20\nKonfigurasi\nPlatform Fee"]</w:t>
+        <w:br/>
+        <w:t xml:space="preserve">    OWNER --&gt; UC30["UC-30\nDeteksi Anomali &amp;\nKeamanan Vault"]</w:t>
         <w:br/>
         <w:br/>
         <w:t xml:space="preserve">    style HR fill:#dbeafe,stroke:#2563eb</w:t>
@@ -28364,6 +29037,693 @@
     </w:p>
     <w:p>
       <w:pPr>
+        <w:pStyle w:val="Heading4"/>
+      </w:pPr>
+      <w:r>
+        <w:t>UC-30: Deteksi Anomali &amp; Tinjauan Keamanan Vault</w:t>
+      </w:r>
+    </w:p>
+    <w:p>
+      <w:pPr>
+        <w:spacing w:after="160"/>
+        <w:ind w:left="288"/>
+        <w:shd w:val="clear" w:color="auto" w:fill="F0F0F0"/>
+      </w:pPr>
+      <w:r>
+        <w:rPr>
+          <w:rFonts w:ascii="Consolas" w:hAnsi="Consolas"/>
+          <w:color w:val="333333"/>
+          <w:sz w:val="16"/>
+        </w:rPr>
+        <w:t>sequenceDiagram</w:t>
+        <w:br/>
+        <w:t xml:space="preserve">    participant CV as CompanyVault (on-chain)</w:t>
+        <w:br/>
+        <w:t xml:space="preserve">    participant PD as Ponder Indexer</w:t>
+        <w:br/>
+        <w:t xml:space="preserve">    participant AD as Backend anomalyDetector.ts (cron/2 menit)</w:t>
+        <w:br/>
+        <w:t xml:space="preserve">    participant DB as PostgreSQL (app.anomaly_alerts)</w:t>
+        <w:br/>
+        <w:t xml:space="preserve">    actor OWNER as Owner SaaS</w:t>
+        <w:br/>
+        <w:br/>
+        <w:t xml:space="preserve">    CV--&gt;&gt;PD: event VaultWithdrawn / RoleGranted</w:t>
+        <w:br/>
+        <w:t xml:space="preserve">    PD-&gt;&gt;PD: index ke vault_withdrawal / role_change</w:t>
+        <w:br/>
+        <w:t xml:space="preserve">    AD-&gt;&gt;PD: query event baru sejak siklus terakhir</w:t>
+        <w:br/>
+        <w:t xml:space="preserve">    AD-&gt;&gt;AD: evaluasi pola (jumlah/histori, peran, frekuensi)</w:t>
+        <w:br/>
+        <w:t xml:space="preserve">    alt anomali terdeteksi</w:t>
+        <w:br/>
+        <w:t xml:space="preserve">        AD-&gt;&gt;DB: insert anomaly_alerts (type, severity, detail, txHash)</w:t>
+        <w:br/>
+        <w:t xml:space="preserve">        AD--&gt;&gt;OWNER: broadcast notifikasi in-app (SECURITY_ANOMALY)</w:t>
+        <w:br/>
+        <w:t xml:space="preserve">    end</w:t>
+        <w:br/>
+        <w:t xml:space="preserve">    OWNER-&gt;&gt;AD: GET /security/alerts</w:t>
+        <w:br/>
+        <w:t xml:space="preserve">    AD--&gt;&gt;OWNER: daftar alert (belum ditangani lebih dulu)</w:t>
+        <w:br/>
+        <w:t xml:space="preserve">    OWNER-&gt;&gt;AD: PATCH /security/alerts/:id/resolve</w:t>
+        <w:br/>
+        <w:t xml:space="preserve">    AD-&gt;&gt;DB: update resolved=true</w:t>
+        <w:br/>
+        <w:t xml:space="preserve">    AD--&gt;&gt;OWNER: {ok: true}</w:t>
+      </w:r>
+    </w:p>
+    <w:tbl>
+      <w:tblPr>
+        <w:tblStyle w:val="TableGrid"/>
+        <w:tblW w:type="auto" w:w="0"/>
+        <w:jc w:val="center"/>
+        <w:tblLook w:firstColumn="1" w:firstRow="1" w:lastColumn="0" w:lastRow="0" w:noHBand="0" w:noVBand="1" w:val="04A0"/>
+      </w:tblPr>
+      <w:tblGrid>
+        <w:gridCol w:w="4680"/>
+        <w:gridCol w:w="4680"/>
+      </w:tblGrid>
+      <w:tr>
+        <w:tc>
+          <w:tcPr>
+            <w:tcW w:type="dxa" w:w="4680"/>
+            <w:shd w:val="clear" w:color="auto" w:fill="D9E2F3"/>
+          </w:tcPr>
+          <w:p>
+            <w:r>
+              <w:rPr>
+                <w:b/>
+              </w:rPr>
+            </w:r>
+          </w:p>
+        </w:tc>
+        <w:tc>
+          <w:tcPr>
+            <w:tcW w:type="dxa" w:w="4680"/>
+            <w:shd w:val="clear" w:color="auto" w:fill="D9E2F3"/>
+          </w:tcPr>
+          <w:p>
+            <w:r>
+              <w:rPr>
+                <w:b/>
+              </w:rPr>
+            </w:r>
+          </w:p>
+        </w:tc>
+      </w:tr>
+      <w:tr>
+        <w:tc>
+          <w:tcPr>
+            <w:tcW w:type="dxa" w:w="4680"/>
+          </w:tcPr>
+          <w:p>
+            <w:r>
+              <w:rPr>
+                <w:b/>
+                <w:sz w:val="18"/>
+              </w:rPr>
+              <w:t>Nama Use Case</w:t>
+            </w:r>
+          </w:p>
+        </w:tc>
+        <w:tc>
+          <w:tcPr>
+            <w:tcW w:type="dxa" w:w="4680"/>
+          </w:tcPr>
+          <w:p>
+            <w:r>
+              <w:rPr>
+                <w:sz w:val="18"/>
+              </w:rPr>
+              <w:t>Deteksi Anomali &amp; Tinjauan Keamanan Vault</w:t>
+            </w:r>
+          </w:p>
+        </w:tc>
+      </w:tr>
+      <w:tr>
+        <w:tc>
+          <w:tcPr>
+            <w:tcW w:type="dxa" w:w="4680"/>
+          </w:tcPr>
+          <w:p>
+            <w:r>
+              <w:rPr>
+                <w:b/>
+                <w:sz w:val="18"/>
+              </w:rPr>
+              <w:t>Deskripsi Singkat</w:t>
+            </w:r>
+          </w:p>
+        </w:tc>
+        <w:tc>
+          <w:tcPr>
+            <w:tcW w:type="dxa" w:w="4680"/>
+          </w:tcPr>
+          <w:p>
+            <w:r>
+              <w:rPr>
+                <w:sz w:val="18"/>
+              </w:rPr>
+              <w:t xml:space="preserve">Sistem memantau event on-chain setiap </w:t>
+            </w:r>
+            <w:r>
+              <w:rPr>
+                <w:rFonts w:ascii="Consolas" w:hAnsi="Consolas"/>
+                <w:color w:val="C7254E"/>
+                <w:sz w:val="18"/>
+              </w:rPr>
+              <w:t>CompanyVault</w:t>
+            </w:r>
+            <w:r>
+              <w:rPr>
+                <w:sz w:val="18"/>
+              </w:rPr>
+              <w:t xml:space="preserve"> secara otomatis untuk pola yang konsisten dengan wallet HR yang dikompromikan (penarikan tidak wajar, perubahan peran mendadak, aktivitas beruntun), dan Owner SaaS meninjau serta menandai selesai setiap temuan melalui </w:t>
+            </w:r>
+            <w:r>
+              <w:rPr>
+                <w:rFonts w:ascii="Consolas" w:hAnsi="Consolas"/>
+                <w:color w:val="C7254E"/>
+                <w:sz w:val="18"/>
+              </w:rPr>
+              <w:t>/owner/security</w:t>
+            </w:r>
+            <w:r>
+              <w:rPr>
+                <w:sz w:val="18"/>
+              </w:rPr>
+              <w:t>.</w:t>
+            </w:r>
+          </w:p>
+        </w:tc>
+      </w:tr>
+      <w:tr>
+        <w:tc>
+          <w:tcPr>
+            <w:tcW w:type="dxa" w:w="4680"/>
+          </w:tcPr>
+          <w:p>
+            <w:r>
+              <w:rPr>
+                <w:b/>
+                <w:sz w:val="18"/>
+              </w:rPr>
+              <w:t>Aktor</w:t>
+            </w:r>
+          </w:p>
+        </w:tc>
+        <w:tc>
+          <w:tcPr>
+            <w:tcW w:type="dxa" w:w="4680"/>
+          </w:tcPr>
+          <w:p>
+            <w:r>
+              <w:rPr>
+                <w:sz w:val="18"/>
+              </w:rPr>
+              <w:t>Owner SaaS (peninjau); sistem (</w:t>
+            </w:r>
+            <w:r>
+              <w:rPr>
+                <w:rFonts w:ascii="Consolas" w:hAnsi="Consolas"/>
+                <w:color w:val="C7254E"/>
+                <w:sz w:val="18"/>
+              </w:rPr>
+              <w:t>anomalyDetector.ts</w:t>
+            </w:r>
+            <w:r>
+              <w:rPr>
+                <w:sz w:val="18"/>
+              </w:rPr>
+              <w:t>) sebagai pendeteksi otomatis.</w:t>
+            </w:r>
+          </w:p>
+        </w:tc>
+      </w:tr>
+      <w:tr>
+        <w:tc>
+          <w:tcPr>
+            <w:tcW w:type="dxa" w:w="4680"/>
+          </w:tcPr>
+          <w:p>
+            <w:r>
+              <w:rPr>
+                <w:b/>
+                <w:sz w:val="18"/>
+              </w:rPr>
+              <w:t>Pre Kondisi</w:t>
+            </w:r>
+          </w:p>
+        </w:tc>
+        <w:tc>
+          <w:tcPr>
+            <w:tcW w:type="dxa" w:w="4680"/>
+          </w:tcPr>
+          <w:p>
+            <w:r>
+              <w:rPr>
+                <w:sz w:val="18"/>
+              </w:rPr>
+              <w:t xml:space="preserve">Owner SaaS telah login dengan role </w:t>
+            </w:r>
+            <w:r>
+              <w:rPr>
+                <w:rFonts w:ascii="Consolas" w:hAnsi="Consolas"/>
+                <w:color w:val="C7254E"/>
+                <w:sz w:val="18"/>
+              </w:rPr>
+              <w:t>owner</w:t>
+            </w:r>
+            <w:r>
+              <w:rPr>
+                <w:sz w:val="18"/>
+              </w:rPr>
+              <w:t xml:space="preserve">. Layanan </w:t>
+            </w:r>
+            <w:r>
+              <w:rPr>
+                <w:rFonts w:ascii="Consolas" w:hAnsi="Consolas"/>
+                <w:color w:val="C7254E"/>
+                <w:sz w:val="18"/>
+              </w:rPr>
+              <w:t>anomalyDetector.ts</w:t>
+            </w:r>
+            <w:r>
+              <w:rPr>
+                <w:sz w:val="18"/>
+              </w:rPr>
+              <w:t xml:space="preserve"> berjalan sebagai background cron di backend.</w:t>
+            </w:r>
+          </w:p>
+        </w:tc>
+      </w:tr>
+      <w:tr>
+        <w:tc>
+          <w:tcPr>
+            <w:tcW w:type="dxa" w:w="4680"/>
+          </w:tcPr>
+          <w:p>
+            <w:r>
+              <w:rPr>
+                <w:b/>
+                <w:sz w:val="18"/>
+              </w:rPr>
+              <w:t>Pos Kondisi</w:t>
+            </w:r>
+          </w:p>
+        </w:tc>
+        <w:tc>
+          <w:tcPr>
+            <w:tcW w:type="dxa" w:w="4680"/>
+          </w:tcPr>
+          <w:p>
+            <w:r>
+              <w:rPr>
+                <w:sz w:val="18"/>
+              </w:rPr>
+              <w:t xml:space="preserve">Alert keamanan yang relevan tersimpan di </w:t>
+            </w:r>
+            <w:r>
+              <w:rPr>
+                <w:rFonts w:ascii="Consolas" w:hAnsi="Consolas"/>
+                <w:color w:val="C7254E"/>
+                <w:sz w:val="18"/>
+              </w:rPr>
+              <w:t>app.anomaly_alerts</w:t>
+            </w:r>
+            <w:r>
+              <w:rPr>
+                <w:sz w:val="18"/>
+              </w:rPr>
+              <w:t xml:space="preserve"> dan dapat ditinjau; alert yang sudah ditindaklanjuti Owner ditandai </w:t>
+            </w:r>
+            <w:r>
+              <w:rPr>
+                <w:rFonts w:ascii="Consolas" w:hAnsi="Consolas"/>
+                <w:color w:val="C7254E"/>
+                <w:sz w:val="18"/>
+              </w:rPr>
+              <w:t>resolved = true</w:t>
+            </w:r>
+            <w:r>
+              <w:rPr>
+                <w:sz w:val="18"/>
+              </w:rPr>
+              <w:t>.</w:t>
+            </w:r>
+          </w:p>
+        </w:tc>
+      </w:tr>
+      <w:tr>
+        <w:tc>
+          <w:tcPr>
+            <w:tcW w:type="dxa" w:w="4680"/>
+          </w:tcPr>
+          <w:p>
+            <w:r>
+              <w:rPr>
+                <w:b/>
+                <w:sz w:val="18"/>
+              </w:rPr>
+              <w:t>Basic Flow</w:t>
+            </w:r>
+          </w:p>
+        </w:tc>
+        <w:tc>
+          <w:tcPr>
+            <w:tcW w:type="dxa" w:w="4680"/>
+          </w:tcPr>
+          <w:p>
+            <w:r>
+              <w:rPr>
+                <w:sz w:val="18"/>
+              </w:rPr>
+              <w:t xml:space="preserve">1. </w:t>
+            </w:r>
+            <w:r>
+              <w:rPr>
+                <w:rFonts w:ascii="Consolas" w:hAnsi="Consolas"/>
+                <w:color w:val="C7254E"/>
+                <w:sz w:val="18"/>
+              </w:rPr>
+              <w:t>CompanyVault</w:t>
+            </w:r>
+            <w:r>
+              <w:rPr>
+                <w:sz w:val="18"/>
+              </w:rPr>
+              <w:t xml:space="preserve"> menerbitkan event </w:t>
+            </w:r>
+            <w:r>
+              <w:rPr>
+                <w:rFonts w:ascii="Consolas" w:hAnsi="Consolas"/>
+                <w:color w:val="C7254E"/>
+                <w:sz w:val="18"/>
+              </w:rPr>
+              <w:t>VaultWithdrawn</w:t>
+            </w:r>
+            <w:r>
+              <w:rPr>
+                <w:sz w:val="18"/>
+              </w:rPr>
+              <w:t xml:space="preserve"> atau </w:t>
+            </w:r>
+            <w:r>
+              <w:rPr>
+                <w:rFonts w:ascii="Consolas" w:hAnsi="Consolas"/>
+                <w:color w:val="C7254E"/>
+                <w:sz w:val="18"/>
+              </w:rPr>
+              <w:t>RoleGranted</w:t>
+            </w:r>
+            <w:r>
+              <w:rPr>
+                <w:sz w:val="18"/>
+              </w:rPr>
+              <w:t xml:space="preserve"> (baik dari aktivitas normal maupun aktivitas mencurigakan) — event ini terjadi independen dari use case ini. &lt;br&gt; 2. Ponder mengindeks event tersebut ke tabel </w:t>
+            </w:r>
+            <w:r>
+              <w:rPr>
+                <w:rFonts w:ascii="Consolas" w:hAnsi="Consolas"/>
+                <w:color w:val="C7254E"/>
+                <w:sz w:val="18"/>
+              </w:rPr>
+              <w:t>vault_withdrawal</w:t>
+            </w:r>
+            <w:r>
+              <w:rPr>
+                <w:sz w:val="18"/>
+              </w:rPr>
+              <w:t>/</w:t>
+            </w:r>
+            <w:r>
+              <w:rPr>
+                <w:rFonts w:ascii="Consolas" w:hAnsi="Consolas"/>
+                <w:color w:val="C7254E"/>
+                <w:sz w:val="18"/>
+              </w:rPr>
+              <w:t>role_change</w:t>
+            </w:r>
+            <w:r>
+              <w:rPr>
+                <w:sz w:val="18"/>
+              </w:rPr>
+              <w:t xml:space="preserve">. &lt;br&gt; 3. Setiap 2 menit, </w:t>
+            </w:r>
+            <w:r>
+              <w:rPr>
+                <w:rFonts w:ascii="Consolas" w:hAnsi="Consolas"/>
+                <w:color w:val="C7254E"/>
+                <w:sz w:val="18"/>
+              </w:rPr>
+              <w:t>anomalyDetector.ts</w:t>
+            </w:r>
+            <w:r>
+              <w:rPr>
+                <w:sz w:val="18"/>
+              </w:rPr>
+              <w:t xml:space="preserve"> memeriksa event baru sejak siklus sebelumnya untuk masing-masing vault. &lt;br&gt; 4. Sistem mengevaluasi tiga pola (FR-PAYANA-2101/2102/2103): penarikan tidak wajar, peran tak terduga, dan aktivitas beruntun. &lt;br&gt; 5. Untuk setiap anomali yang terdeteksi, sistem menyimpan baris di </w:t>
+            </w:r>
+            <w:r>
+              <w:rPr>
+                <w:rFonts w:ascii="Consolas" w:hAnsi="Consolas"/>
+                <w:color w:val="C7254E"/>
+                <w:sz w:val="18"/>
+              </w:rPr>
+              <w:t>app.anomaly_alerts</w:t>
+            </w:r>
+            <w:r>
+              <w:rPr>
+                <w:sz w:val="18"/>
+              </w:rPr>
+              <w:t xml:space="preserve"> (jenis, tingkat keparahan, detail, tautan transaksi) dan mendorong notifikasi in-app real-time ke Owner SaaS. &lt;br&gt; 6. Owner SaaS membuka </w:t>
+            </w:r>
+            <w:r>
+              <w:rPr>
+                <w:rFonts w:ascii="Consolas" w:hAnsi="Consolas"/>
+                <w:color w:val="C7254E"/>
+                <w:sz w:val="18"/>
+              </w:rPr>
+              <w:t>/owner/security</w:t>
+            </w:r>
+            <w:r>
+              <w:rPr>
+                <w:sz w:val="18"/>
+              </w:rPr>
+              <w:t xml:space="preserve">, melihat daftar alert dengan yang belum ditangani ditampilkan lebih dulu. &lt;br&gt; 7. Owner SaaS meninjau detail alert (termasuk tautan ke BaseScan untuk transaksi terkait) dan mengklik "Tandai Selesai" setelah menindaklanjuti (investigasi manual, kontak HR, dsb. — di luar sistem). &lt;br&gt; 8. Sistem memperbarui alert menjadi </w:t>
+            </w:r>
+            <w:r>
+              <w:rPr>
+                <w:rFonts w:ascii="Consolas" w:hAnsi="Consolas"/>
+                <w:color w:val="C7254E"/>
+                <w:sz w:val="18"/>
+              </w:rPr>
+              <w:t>resolved = true</w:t>
+            </w:r>
+            <w:r>
+              <w:rPr>
+                <w:sz w:val="18"/>
+              </w:rPr>
+              <w:t xml:space="preserve"> dan mencatat waktu penyelesaian.</w:t>
+            </w:r>
+          </w:p>
+        </w:tc>
+      </w:tr>
+      <w:tr>
+        <w:tc>
+          <w:tcPr>
+            <w:tcW w:type="dxa" w:w="4680"/>
+          </w:tcPr>
+          <w:p>
+            <w:r>
+              <w:rPr>
+                <w:b/>
+                <w:sz w:val="18"/>
+              </w:rPr>
+              <w:t>Alternative Flow</w:t>
+            </w:r>
+          </w:p>
+        </w:tc>
+        <w:tc>
+          <w:tcPr>
+            <w:tcW w:type="dxa" w:w="4680"/>
+          </w:tcPr>
+          <w:p>
+            <w:r>
+              <w:rPr>
+                <w:sz w:val="18"/>
+              </w:rPr>
+              <w:t>A1. Owner SaaS dapat beralih ke tab "Semua" untuk melihat riwayat lengkap termasuk alert yang sudah ditandai selesai, bukan hanya yang aktif.</w:t>
+            </w:r>
+          </w:p>
+        </w:tc>
+      </w:tr>
+      <w:tr>
+        <w:tc>
+          <w:tcPr>
+            <w:tcW w:type="dxa" w:w="4680"/>
+          </w:tcPr>
+          <w:p>
+            <w:r>
+              <w:rPr>
+                <w:b/>
+                <w:sz w:val="18"/>
+              </w:rPr>
+              <w:t>Error Flow</w:t>
+            </w:r>
+          </w:p>
+        </w:tc>
+        <w:tc>
+          <w:tcPr>
+            <w:tcW w:type="dxa" w:w="4680"/>
+          </w:tcPr>
+          <w:p>
+            <w:r>
+              <w:rPr>
+                <w:sz w:val="18"/>
+              </w:rPr>
+              <w:t xml:space="preserve">E1. Apabila pemanggil </w:t>
+            </w:r>
+            <w:r>
+              <w:rPr>
+                <w:rFonts w:ascii="Consolas" w:hAnsi="Consolas"/>
+                <w:color w:val="C7254E"/>
+                <w:sz w:val="18"/>
+              </w:rPr>
+              <w:t>GET</w:t>
+            </w:r>
+            <w:r>
+              <w:rPr>
+                <w:sz w:val="18"/>
+              </w:rPr>
+              <w:t>/</w:t>
+            </w:r>
+            <w:r>
+              <w:rPr>
+                <w:rFonts w:ascii="Consolas" w:hAnsi="Consolas"/>
+                <w:color w:val="C7254E"/>
+                <w:sz w:val="18"/>
+              </w:rPr>
+              <w:t>PATCH /security/alerts</w:t>
+            </w:r>
+            <w:r>
+              <w:rPr>
+                <w:sz w:val="18"/>
+              </w:rPr>
+              <w:t xml:space="preserve"> bukan Owner SaaS, sistem menolak dengan </w:t>
+            </w:r>
+            <w:r>
+              <w:rPr>
+                <w:rFonts w:ascii="Consolas" w:hAnsi="Consolas"/>
+                <w:color w:val="C7254E"/>
+                <w:sz w:val="18"/>
+              </w:rPr>
+              <w:t>403 Forbidden</w:t>
+            </w:r>
+            <w:r>
+              <w:rPr>
+                <w:sz w:val="18"/>
+              </w:rPr>
+              <w:t xml:space="preserve">. &lt;br&gt; E2. Apabila </w:t>
+            </w:r>
+            <w:r>
+              <w:rPr>
+                <w:rFonts w:ascii="Consolas" w:hAnsi="Consolas"/>
+                <w:color w:val="C7254E"/>
+                <w:sz w:val="18"/>
+              </w:rPr>
+              <w:t>id</w:t>
+            </w:r>
+            <w:r>
+              <w:rPr>
+                <w:sz w:val="18"/>
+              </w:rPr>
+              <w:t xml:space="preserve"> alert pada </w:t>
+            </w:r>
+            <w:r>
+              <w:rPr>
+                <w:rFonts w:ascii="Consolas" w:hAnsi="Consolas"/>
+                <w:color w:val="C7254E"/>
+                <w:sz w:val="18"/>
+              </w:rPr>
+              <w:t>PATCH /security/alerts/:id/resolve</w:t>
+            </w:r>
+            <w:r>
+              <w:rPr>
+                <w:sz w:val="18"/>
+              </w:rPr>
+              <w:t xml:space="preserve"> tidak ditemukan, sistem mengembalikan </w:t>
+            </w:r>
+            <w:r>
+              <w:rPr>
+                <w:rFonts w:ascii="Consolas" w:hAnsi="Consolas"/>
+                <w:color w:val="C7254E"/>
+                <w:sz w:val="18"/>
+              </w:rPr>
+              <w:t>404 Not Found</w:t>
+            </w:r>
+            <w:r>
+              <w:rPr>
+                <w:sz w:val="18"/>
+              </w:rPr>
+              <w:t>. &lt;br&gt; E3. Apabila siklus pemeriksaan gagal (mis. RPC/database sementara tidak tersedia), sistem mencatat galat ke log dan mencoba lagi pada siklus berikutnya tanpa menghentikan layanan secara keseluruhan.</w:t>
+            </w:r>
+          </w:p>
+        </w:tc>
+      </w:tr>
+    </w:tbl>
+    <w:p>
+      <w:pPr>
+        <w:spacing w:after="80"/>
+      </w:pPr>
+    </w:p>
+    <w:p>
+      <w:pPr>
+        <w:spacing w:after="160"/>
+        <w:ind w:left="576"/>
+      </w:pPr>
+      <w:r>
+        <w:rPr>
+          <w:b/>
+          <w:i/>
+          <w:color w:val="555555"/>
+        </w:rPr>
+        <w:t>Catatan validasi:</w:t>
+      </w:r>
+      <w:r>
+        <w:rPr>
+          <w:i/>
+          <w:color w:val="555555"/>
+        </w:rPr>
+        <w:t xml:space="preserve"> Use case ini divalidasi dengan simulasi serangan nyata terhadap vault demo di Base Sepolia (</w:t>
+      </w:r>
+      <w:r>
+        <w:rPr>
+          <w:rFonts w:ascii="Consolas" w:hAnsi="Consolas"/>
+          <w:i/>
+          <w:color w:val="555555"/>
+          <w:sz w:val="18"/>
+        </w:rPr>
+        <w:t>payroll-web3-saas/testing-scripts/attacker-sim.mjs</w:t>
+      </w:r>
+      <w:r>
+        <w:rPr>
+          <w:i/>
+          <w:color w:val="555555"/>
+        </w:rPr>
+        <w:t>), bukan hanya pengujian unit — lihat PDHUPL_v2.md KU-32 untuk detail eksekusi dan bukti transaksi.</w:t>
+      </w:r>
+    </w:p>
+    <w:p>
+      <w:r>
+        <w:br w:type="page"/>
+      </w:r>
+    </w:p>
+    <w:p>
+      <w:pPr>
         <w:pStyle w:val="Heading3"/>
       </w:pPr>
       <w:r>
@@ -28790,6 +30150,36 @@
     </w:p>
     <w:p>
       <w:pPr>
+        <w:spacing w:after="120"/>
+      </w:pPr>
+      <w:r>
+        <w:t>ID Requirement : NFR-PAYANA-19 Deskripsi      : Sistem harus mendeteksi dan memberi peringatan atas pola aktivitas on-chain yang konsisten dengan wallet HR yang dikompromikan (penarikan vault tidak wajar, pemberian peran admin ke alamat tak dikenal, aktivitas sensitif beruntun) dalam siklus tidak lebih dari 2 menit sejak event terjadi, dan mendorong notifikasi ke Owner SaaS. Lihat FR-PAYANA-2101 s.d. 2104 (Kelompok U) untuk kriteria deteksi rinci. Rasional       : Kontrol akses on-chain (</w:t>
+      </w:r>
+      <w:r>
+        <w:rPr>
+          <w:rFonts w:ascii="Consolas" w:hAnsi="Consolas"/>
+          <w:color w:val="C7254E"/>
+          <w:sz w:val="18"/>
+        </w:rPr>
+        <w:t>onlyHR</w:t>
+      </w:r>
+      <w:r>
+        <w:t xml:space="preserve">, </w:t>
+      </w:r>
+      <w:r>
+        <w:rPr>
+          <w:rFonts w:ascii="Consolas" w:hAnsi="Consolas"/>
+          <w:color w:val="C7254E"/>
+          <w:sz w:val="18"/>
+        </w:rPr>
+        <w:t>AccessControl</w:t>
+      </w:r>
+      <w:r>
+        <w:t>) tidak dapat membedakan pemanggil sah dari penyerang yang telah menguasai kunci privat HR — keduanya menghasilkan transaksi yang valid secara kriptografis. Deteksi anomali berbasis pola perilaku adalah lapisan pertahanan kedua yang independen dari validitas tanda tangan, divalidasi dengan simulasi serangan nyata di Base Sepolia (lihat PDHUPL_v2.md KU-32).</w:t>
+      </w:r>
+    </w:p>
+    <w:p>
+      <w:pPr>
         <w:pStyle w:val="Heading4"/>
       </w:pPr>
       <w:r>
@@ -29292,6 +30682,8 @@
         <w:br/>
         <w:t xml:space="preserve">        bigint created_at</w:t>
         <w:br/>
+        <w:t xml:space="preserve">        hex vault_address</w:t>
+        <w:br/>
         <w:t xml:space="preserve">    }</w:t>
         <w:br/>
         <w:br/>
@@ -29460,6 +30852,46 @@
         <w:t xml:space="preserve">    }</w:t>
         <w:br/>
         <w:br/>
+        <w:t xml:space="preserve">    vault_withdrawal {</w:t>
+        <w:br/>
+        <w:t xml:space="preserve">        text id PK</w:t>
+        <w:br/>
+        <w:t xml:space="preserve">        hex hr_authority</w:t>
+        <w:br/>
+        <w:t xml:space="preserve">        hex vault_address</w:t>
+        <w:br/>
+        <w:t xml:space="preserve">        bigint amount</w:t>
+        <w:br/>
+        <w:t xml:space="preserve">        hex recipient</w:t>
+        <w:br/>
+        <w:t xml:space="preserve">        bigint block_number</w:t>
+        <w:br/>
+        <w:t xml:space="preserve">        bigint timestamp</w:t>
+        <w:br/>
+        <w:t xml:space="preserve">    }</w:t>
+        <w:br/>
+        <w:br/>
+        <w:t xml:space="preserve">    role_change {</w:t>
+        <w:br/>
+        <w:t xml:space="preserve">        text id PK</w:t>
+        <w:br/>
+        <w:t xml:space="preserve">        hex vault_address</w:t>
+        <w:br/>
+        <w:t xml:space="preserve">        hex role</w:t>
+        <w:br/>
+        <w:t xml:space="preserve">        hex account</w:t>
+        <w:br/>
+        <w:t xml:space="preserve">        hex sender</w:t>
+        <w:br/>
+        <w:t xml:space="preserve">        boolean granted</w:t>
+        <w:br/>
+        <w:t xml:space="preserve">        bigint block_number</w:t>
+        <w:br/>
+        <w:t xml:space="preserve">        bigint timestamp</w:t>
+        <w:br/>
+        <w:t xml:space="preserve">    }</w:t>
+        <w:br/>
+        <w:br/>
         <w:t xml:space="preserve">    company ||--o{ employee_stream : "hr_authority"</w:t>
         <w:br/>
         <w:t xml:space="preserve">    company ||--o{ salary_claim : "hr_authority"</w:t>
@@ -29477,6 +30909,10 @@
         <w:t xml:space="preserve">    company ||--o{ employment_certificate : "hr_authority"</w:t>
         <w:br/>
         <w:t xml:space="preserve">    company ||--o{ low_balance_alert : "hr_authority"</w:t>
+        <w:br/>
+        <w:t xml:space="preserve">    company ||--o{ vault_withdrawal : "hr_authority"</w:t>
+        <w:br/>
+        <w:t xml:space="preserve">    company ||--o{ role_change : "vault_address"</w:t>
         <w:br/>
         <w:t xml:space="preserve">    employee_stream ||--o{ salary_claim : "employee"</w:t>
         <w:br/>
@@ -29657,6 +31093,211 @@
       </w:r>
       <w:r>
         <w:t xml:space="preserve"> karena satu vault dapat memicu lebih dari satu alert dalam satu transaksi deposit.</w:t>
+      </w:r>
+    </w:p>
+    <w:p>
+      <w:pPr>
+        <w:pStyle w:val="ListBullet"/>
+        <w:ind w:left="360"/>
+      </w:pPr>
+      <w:r>
+        <w:rPr>
+          <w:rFonts w:ascii="Consolas" w:hAnsi="Consolas"/>
+          <w:color w:val="C7254E"/>
+          <w:sz w:val="18"/>
+        </w:rPr>
+        <w:t>company.vault_address</w:t>
+      </w:r>
+      <w:r>
+        <w:t xml:space="preserve"> — alamat kontrak </w:t>
+      </w:r>
+      <w:r>
+        <w:rPr>
+          <w:rFonts w:ascii="Consolas" w:hAnsi="Consolas"/>
+          <w:color w:val="C7254E"/>
+          <w:sz w:val="18"/>
+        </w:rPr>
+        <w:t>CompanyVault</w:t>
+      </w:r>
+      <w:r>
+        <w:t xml:space="preserve"> (bukan </w:t>
+      </w:r>
+      <w:r>
+        <w:rPr>
+          <w:rFonts w:ascii="Consolas" w:hAnsi="Consolas"/>
+          <w:color w:val="C7254E"/>
+          <w:sz w:val="18"/>
+        </w:rPr>
+        <w:t>hrAuthority</w:t>
+      </w:r>
+      <w:r>
+        <w:t xml:space="preserve">); ditambahkan agar </w:t>
+      </w:r>
+      <w:r>
+        <w:rPr>
+          <w:rFonts w:ascii="Consolas" w:hAnsi="Consolas"/>
+          <w:color w:val="C7254E"/>
+          <w:sz w:val="18"/>
+        </w:rPr>
+        <w:t>role_change</w:t>
+      </w:r>
+      <w:r>
+        <w:t xml:space="preserve"> (yang hanya membawa alamat vault, bukan </w:t>
+      </w:r>
+      <w:r>
+        <w:rPr>
+          <w:rFonts w:ascii="Consolas" w:hAnsi="Consolas"/>
+          <w:color w:val="C7254E"/>
+          <w:sz w:val="18"/>
+        </w:rPr>
+        <w:t>hrAuthority</w:t>
+      </w:r>
+      <w:r>
+        <w:t xml:space="preserve">, pada event </w:t>
+      </w:r>
+      <w:r>
+        <w:rPr>
+          <w:rFonts w:ascii="Consolas" w:hAnsi="Consolas"/>
+          <w:color w:val="C7254E"/>
+          <w:sz w:val="18"/>
+        </w:rPr>
+        <w:t>RoleGranted</w:t>
+      </w:r>
+      <w:r>
+        <w:t>/</w:t>
+      </w:r>
+      <w:r>
+        <w:rPr>
+          <w:rFonts w:ascii="Consolas" w:hAnsi="Consolas"/>
+          <w:color w:val="C7254E"/>
+          <w:sz w:val="18"/>
+        </w:rPr>
+        <w:t>RoleRevoked</w:t>
+      </w:r>
+      <w:r>
+        <w:t>) dapat di-resolve kembali ke perusahaan yang bersangkutan. Lihat FR-PAYANA-2101 s.d. 2104.</w:t>
+      </w:r>
+    </w:p>
+    <w:p>
+      <w:pPr>
+        <w:pStyle w:val="ListBullet"/>
+        <w:ind w:left="360"/>
+      </w:pPr>
+      <w:r>
+        <w:rPr>
+          <w:rFonts w:ascii="Consolas" w:hAnsi="Consolas"/>
+          <w:color w:val="C7254E"/>
+          <w:sz w:val="18"/>
+        </w:rPr>
+        <w:t>vault_withdrawal.id</w:t>
+      </w:r>
+      <w:r>
+        <w:t xml:space="preserve"> / </w:t>
+      </w:r>
+      <w:r>
+        <w:rPr>
+          <w:rFonts w:ascii="Consolas" w:hAnsi="Consolas"/>
+          <w:color w:val="C7254E"/>
+          <w:sz w:val="18"/>
+        </w:rPr>
+        <w:t>role_change.id</w:t>
+      </w:r>
+      <w:r>
+        <w:t xml:space="preserve"> — komposit </w:t>
+      </w:r>
+      <w:r>
+        <w:rPr>
+          <w:rFonts w:ascii="Consolas" w:hAnsi="Consolas"/>
+          <w:color w:val="C7254E"/>
+          <w:sz w:val="18"/>
+        </w:rPr>
+        <w:t>${txHash}-${logIndex}</w:t>
+      </w:r>
+      <w:r>
+        <w:t xml:space="preserve">, mengikuti pola tabel event-log lain di atas. Kedua tabel ini adalah sumber data untuk </w:t>
+      </w:r>
+      <w:r>
+        <w:rPr>
+          <w:rFonts w:ascii="Consolas" w:hAnsi="Consolas"/>
+          <w:color w:val="C7254E"/>
+          <w:sz w:val="18"/>
+        </w:rPr>
+        <w:t>anomalyDetector.ts</w:t>
+      </w:r>
+      <w:r>
+        <w:t xml:space="preserve"> (lihat DPPL.md Lampiran B untuk detail layanan).</w:t>
+      </w:r>
+    </w:p>
+    <w:p>
+      <w:pPr>
+        <w:pStyle w:val="ListBullet"/>
+        <w:ind w:left="360"/>
+      </w:pPr>
+      <w:r>
+        <w:rPr>
+          <w:rFonts w:ascii="Consolas" w:hAnsi="Consolas"/>
+          <w:color w:val="C7254E"/>
+          <w:sz w:val="18"/>
+        </w:rPr>
+        <w:t>role_change.role</w:t>
+      </w:r>
+      <w:r>
+        <w:t xml:space="preserve"> — hash </w:t>
+      </w:r>
+      <w:r>
+        <w:rPr>
+          <w:rFonts w:ascii="Consolas" w:hAnsi="Consolas"/>
+          <w:color w:val="C7254E"/>
+          <w:sz w:val="18"/>
+        </w:rPr>
+        <w:t>bytes32</w:t>
+      </w:r>
+      <w:r>
+        <w:t xml:space="preserve"> mentah (</w:t>
+      </w:r>
+      <w:r>
+        <w:rPr>
+          <w:rFonts w:ascii="Consolas" w:hAnsi="Consolas"/>
+          <w:color w:val="C7254E"/>
+          <w:sz w:val="18"/>
+        </w:rPr>
+        <w:t>keccak256("HR_ROLE")</w:t>
+      </w:r>
+      <w:r>
+        <w:t xml:space="preserve">, </w:t>
+      </w:r>
+      <w:r>
+        <w:rPr>
+          <w:rFonts w:ascii="Consolas" w:hAnsi="Consolas"/>
+          <w:color w:val="C7254E"/>
+          <w:sz w:val="18"/>
+        </w:rPr>
+        <w:t>keccak256("LEGAL_ROLE")</w:t>
+      </w:r>
+      <w:r>
+        <w:t xml:space="preserve">, atau </w:t>
+      </w:r>
+      <w:r>
+        <w:rPr>
+          <w:rFonts w:ascii="Consolas" w:hAnsi="Consolas"/>
+          <w:color w:val="C7254E"/>
+          <w:sz w:val="18"/>
+        </w:rPr>
+        <w:t>0x00...00</w:t>
+      </w:r>
+      <w:r>
+        <w:t xml:space="preserve"> untuk </w:t>
+      </w:r>
+      <w:r>
+        <w:rPr>
+          <w:rFonts w:ascii="Consolas" w:hAnsi="Consolas"/>
+          <w:color w:val="C7254E"/>
+          <w:sz w:val="18"/>
+        </w:rPr>
+        <w:t>DEFAULT_ADMIN_ROLE</w:t>
+      </w:r>
+      <w:r>
+        <w:t>), bukan nama peran dalam teks — interpretasi dilakukan di lapisan aplikasi (backend), bukan di Ponder.</w:t>
       </w:r>
     </w:p>
     <w:p>
